--- a/docs/v3_report_en.docx
+++ b/docs/v3_report_en.docx
@@ -10,7 +10,7 @@
         <w:t xml:space="preserve">Cognitive v3 Reproduction Report</w:t>
       </w:r>
     </w:p>
-    <w:bookmarkStart w:id="96" w:name="cognitive-v3-reproduction-report-english"/>
+    <w:bookmarkStart w:id="110" w:name="cognitive-v3-reproduction-report-english"/>
     <w:p>
       <w:pPr>
         <w:pStyle w:val="Heading1"/>
@@ -537,6 +537,60 @@
       </w:r>
       <w:r>
         <w:t xml:space="preserve">.</w:t>
+      </w:r>
+    </w:p>
+    <w:p>
+      <w:pPr>
+        <w:pStyle w:val="BodyText"/>
+      </w:pPr>
+      <w:r>
+        <w:rPr>
+          <w:b/>
+          <w:bCs/>
+        </w:rPr>
+        <w:t xml:space="preserve">Most important empirical finding (§3.9 MCQ experiment)</w:t>
+      </w:r>
+      <w:r>
+        <w:t xml:space="preserve">: by feeding 40 common-sense questions through the model with each option as the answer, we found cognitive vectors in the hidden state clearly discriminate correct vs incorrect answers —</w:t>
+      </w:r>
+      <w:r>
+        <w:t xml:space="preserve"> </w:t>
+      </w:r>
+      <w:r>
+        <w:rPr>
+          <w:b/>
+          <w:bCs/>
+        </w:rPr>
+        <w:t xml:space="preserve">confused (d=−1.52) and stubborn (d=−1.34) are wrong-detectors</w:t>
+      </w:r>
+      <w:r>
+        <w:t xml:space="preserve">;</w:t>
+      </w:r>
+      <w:r>
+        <w:t xml:space="preserve"> </w:t>
+      </w:r>
+      <w:r>
+        <w:rPr>
+          <w:b/>
+          <w:bCs/>
+        </w:rPr>
+        <w:t xml:space="preserve">bored / confident / confirmed (d=+0.43 to +0.66) are right-detectors</w:t>
+      </w:r>
+      <w:r>
+        <w:t xml:space="preserve">. This is the</w:t>
+      </w:r>
+      <w:r>
+        <w:t xml:space="preserve"> </w:t>
+      </w:r>
+      <w:r>
+        <w:rPr>
+          <w:b/>
+          <w:bCs/>
+        </w:rPr>
+        <w:t xml:space="preserve">strongest empirical candidate for surprise-as-learning-signal yet</w:t>
+      </w:r>
+      <w:r>
+        <w:t xml:space="preserve">, converting an abstract goal into a concrete computable score formula.</w:t>
       </w:r>
     </w:p>
     <w:p>
@@ -4596,7 +4650,7 @@
     </w:p>
     <w:bookmarkEnd w:id="28"/>
     <w:bookmarkEnd w:id="29"/>
-    <w:bookmarkStart w:id="73" w:name="experimental-results"/>
+    <w:bookmarkStart w:id="86" w:name="experimental-results"/>
     <w:p>
       <w:pPr>
         <w:pStyle w:val="Heading2"/>
@@ -11218,6 +11272,2762 @@
         <w:t xml:space="preserve">activation → text:  steering txt (where vector pushes the model to say)</w:t>
       </w:r>
     </w:p>
+    <w:bookmarkEnd w:id="72"/>
+    <w:bookmarkStart w:id="85" w:name="X8d452438bec276b0ab29edb2d24d927984febe3"/>
+    <w:p>
+      <w:pPr>
+        <w:pStyle w:val="Heading3"/>
+      </w:pPr>
+      <w:r>
+        <w:t xml:space="preserve">3.9 MCQ surprise-signal experiment: finding the</w:t>
+      </w:r>
+      <w:r>
+        <w:t xml:space="preserve"> </w:t>
+      </w:r>
+      <w:r>
+        <w:t xml:space="preserve">“judgment”</w:t>
+      </w:r>
+      <w:r>
+        <w:t xml:space="preserve"> </w:t>
+      </w:r>
+      <w:r>
+        <w:t xml:space="preserve">pattern in cognitive vectors</w:t>
+      </w:r>
+    </w:p>
+    <w:bookmarkStart w:id="73" w:name="motivation"/>
+    <w:p>
+      <w:pPr>
+        <w:pStyle w:val="Heading4"/>
+      </w:pPr>
+      <w:r>
+        <w:t xml:space="preserve">3.9.1 Motivation</w:t>
+      </w:r>
+    </w:p>
+    <w:p>
+      <w:pPr>
+        <w:pStyle w:val="FirstParagraph"/>
+      </w:pPr>
+      <w:r>
+        <w:t xml:space="preserve">The team’s bigger goal is to find a</w:t>
+      </w:r>
+      <w:r>
+        <w:t xml:space="preserve"> </w:t>
+      </w:r>
+      <w:r>
+        <w:rPr>
+          <w:b/>
+          <w:bCs/>
+        </w:rPr>
+        <w:t xml:space="preserve">surprise-as-learning-signal</w:t>
+      </w:r>
+      <w:r>
+        <w:t xml:space="preserve"> </w:t>
+      </w:r>
+      <w:r>
+        <w:t xml:space="preserve">— the model’s internal signal when encountering unfamiliar/unexpected information. Anthropic’s emotion paper proves vectors causally affect behavior, but</w:t>
+      </w:r>
+      <w:r>
+        <w:t xml:space="preserve"> </w:t>
+      </w:r>
+      <w:r>
+        <w:rPr>
+          <w:b/>
+          <w:bCs/>
+        </w:rPr>
+        <w:t xml:space="preserve">doesn’t directly experiment on a</w:t>
+      </w:r>
+      <w:r>
+        <w:rPr>
+          <w:b/>
+          <w:bCs/>
+        </w:rPr>
+        <w:t xml:space="preserve"> </w:t>
+      </w:r>
+      <w:r>
+        <w:rPr>
+          <w:b/>
+          <w:bCs/>
+        </w:rPr>
+        <w:t xml:space="preserve">“learning signal”</w:t>
+      </w:r>
+      <w:r>
+        <w:t xml:space="preserve">. We designed a new experiment to fill this gap.</w:t>
+      </w:r>
+    </w:p>
+    <w:p>
+      <w:pPr>
+        <w:pStyle w:val="BodyText"/>
+      </w:pPr>
+      <w:r>
+        <w:rPr>
+          <w:b/>
+          <w:bCs/>
+        </w:rPr>
+        <w:t xml:space="preserve">Core idea</w:t>
+      </w:r>
+      <w:r>
+        <w:t xml:space="preserve"> </w:t>
+      </w:r>
+      <w:r>
+        <w:t xml:space="preserve">(from team meeting suggestion by D): use multiple-choice questions to measure each cognitive vector’s activation difference between</w:t>
+      </w:r>
+      <w:r>
+        <w:t xml:space="preserve"> </w:t>
+      </w:r>
+      <w:r>
+        <w:rPr>
+          <w:b/>
+          <w:bCs/>
+        </w:rPr>
+        <w:t xml:space="preserve">correct vs incorrect answers</w:t>
+      </w:r>
+      <w:r>
+        <w:t xml:space="preserve"> </w:t>
+      </w:r>
+      <w:r>
+        <w:t xml:space="preserve">— the largest-difference vector is a</w:t>
+      </w:r>
+      <w:r>
+        <w:t xml:space="preserve"> </w:t>
+      </w:r>
+      <w:r>
+        <w:rPr>
+          <w:b/>
+          <w:bCs/>
+        </w:rPr>
+        <w:t xml:space="preserve">judgment-signal candidate</w:t>
+      </w:r>
+      <w:r>
+        <w:t xml:space="preserve">.</w:t>
+      </w:r>
+    </w:p>
+    <w:bookmarkEnd w:id="73"/>
+    <w:bookmarkStart w:id="74" w:name="experimental-design"/>
+    <w:p>
+      <w:pPr>
+        <w:pStyle w:val="Heading4"/>
+      </w:pPr>
+      <w:r>
+        <w:t xml:space="preserve">3.9.2 Experimental design</w:t>
+      </w:r>
+    </w:p>
+    <w:p>
+      <w:pPr>
+        <w:pStyle w:val="Compact"/>
+        <w:numPr>
+          <w:ilvl w:val="0"/>
+          <w:numId w:val="1006"/>
+        </w:numPr>
+      </w:pPr>
+      <w:r>
+        <w:rPr>
+          <w:b/>
+          <w:bCs/>
+        </w:rPr>
+        <w:t xml:space="preserve">40 hand-designed common-sense MCQs</w:t>
+      </w:r>
+      <w:r>
+        <w:t xml:space="preserve">: geography (10) / science (10) / math (10) / general (10)</w:t>
+      </w:r>
+    </w:p>
+    <w:p>
+      <w:pPr>
+        <w:pStyle w:val="Compact"/>
+        <w:numPr>
+          <w:ilvl w:val="0"/>
+          <w:numId w:val="1006"/>
+        </w:numPr>
+      </w:pPr>
+      <w:r>
+        <w:t xml:space="preserve">Each question has 4 options (A/B/C/D), 1 correct + 3 wrong</w:t>
+      </w:r>
+    </w:p>
+    <w:p>
+      <w:pPr>
+        <w:pStyle w:val="Compact"/>
+        <w:numPr>
+          <w:ilvl w:val="0"/>
+          <w:numId w:val="1006"/>
+        </w:numPr>
+      </w:pPr>
+      <w:r>
+        <w:t xml:space="preserve">Prompt template:</w:t>
+      </w:r>
+    </w:p>
+    <w:p>
+      <w:pPr>
+        <w:pStyle w:val="SourceCode"/>
+      </w:pPr>
+      <w:r>
+        <w:rPr>
+          <w:rStyle w:val="VerbatimChar"/>
+        </w:rPr>
+        <w:t xml:space="preserve">Question: What is the capital of France?</w:t>
+      </w:r>
+      <w:r>
+        <w:br/>
+      </w:r>
+      <w:r>
+        <w:rPr>
+          <w:rStyle w:val="VerbatimChar"/>
+        </w:rPr>
+        <w:t xml:space="preserve">A) London</w:t>
+      </w:r>
+      <w:r>
+        <w:br/>
+      </w:r>
+      <w:r>
+        <w:rPr>
+          <w:rStyle w:val="VerbatimChar"/>
+        </w:rPr>
+        <w:t xml:space="preserve">B) Paris</w:t>
+      </w:r>
+      <w:r>
+        <w:br/>
+      </w:r>
+      <w:r>
+        <w:rPr>
+          <w:rStyle w:val="VerbatimChar"/>
+        </w:rPr>
+        <w:t xml:space="preserve">C) Rome</w:t>
+      </w:r>
+      <w:r>
+        <w:br/>
+      </w:r>
+      <w:r>
+        <w:rPr>
+          <w:rStyle w:val="VerbatimChar"/>
+        </w:rPr>
+        <w:t xml:space="preserve">D) Berlin</w:t>
+      </w:r>
+      <w:r>
+        <w:br/>
+      </w:r>
+      <w:r>
+        <w:rPr>
+          <w:rStyle w:val="VerbatimChar"/>
+        </w:rPr>
+        <w:t xml:space="preserve">Answer: B) Paris        ← this run: correct option</w:t>
+      </w:r>
+    </w:p>
+    <w:p>
+      <w:pPr>
+        <w:pStyle w:val="Compact"/>
+        <w:numPr>
+          <w:ilvl w:val="0"/>
+          <w:numId w:val="1007"/>
+        </w:numPr>
+      </w:pPr>
+      <w:r>
+        <w:t xml:space="preserve">One forward pass per option →</w:t>
+      </w:r>
+      <w:r>
+        <w:t xml:space="preserve"> </w:t>
+      </w:r>
+      <w:r>
+        <w:rPr>
+          <w:b/>
+          <w:bCs/>
+        </w:rPr>
+        <w:t xml:space="preserve">40 × 4 = 160 forward passes</w:t>
+      </w:r>
+    </w:p>
+    <w:p>
+      <w:pPr>
+        <w:pStyle w:val="Compact"/>
+        <w:numPr>
+          <w:ilvl w:val="0"/>
+          <w:numId w:val="1007"/>
+        </w:numPr>
+      </w:pPr>
+      <w:r>
+        <w:t xml:space="preserve">At the</w:t>
+      </w:r>
+      <w:r>
+        <w:t xml:space="preserve"> </w:t>
+      </w:r>
+      <w:r>
+        <w:t xml:space="preserve">“answer-token”</w:t>
+      </w:r>
+      <w:r>
+        <w:t xml:space="preserve"> </w:t>
+      </w:r>
+      <w:r>
+        <w:t xml:space="preserve">position (layer 30), capture hidden state, project onto 9 v3 concept vectors</w:t>
+      </w:r>
+    </w:p>
+    <w:p>
+      <w:pPr>
+        <w:pStyle w:val="Compact"/>
+        <w:numPr>
+          <w:ilvl w:val="0"/>
+          <w:numId w:val="1007"/>
+        </w:numPr>
+      </w:pPr>
+      <w:r>
+        <w:t xml:space="preserve">Group by</w:t>
+      </w:r>
+      <w:r>
+        <w:t xml:space="preserve"> </w:t>
+      </w:r>
+      <w:r>
+        <w:rPr>
+          <w:rStyle w:val="VerbatimChar"/>
+        </w:rPr>
+        <w:t xml:space="preserve">is_correct</w:t>
+      </w:r>
+      <w:r>
+        <w:t xml:space="preserve"> </w:t>
+      </w:r>
+      <w:r>
+        <w:t xml:space="preserve">(n=40 vs n=120), compute Cohen’s d</w:t>
+      </w:r>
+    </w:p>
+    <w:bookmarkEnd w:id="74"/>
+    <w:bookmarkStart w:id="81" w:name="main-results"/>
+    <w:p>
+      <w:pPr>
+        <w:pStyle w:val="Heading4"/>
+      </w:pPr>
+      <w:r>
+        <w:t xml:space="preserve">3.9.3 Main results</w:t>
+      </w:r>
+    </w:p>
+    <w:p>
+      <w:pPr>
+        <w:pStyle w:val="CaptionedFigure"/>
+      </w:pPr>
+      <w:r>
+        <w:drawing>
+          <wp:inline>
+            <wp:extent cx="5334000" cy="2823882"/>
+            <wp:effectExtent b="0" l="0" r="0" t="0"/>
+            <wp:docPr descr="MCQ Cohen’s d" title="" id="76" name="Picture"/>
+            <a:graphic>
+              <a:graphicData uri="http://schemas.openxmlformats.org/drawingml/2006/picture">
+                <pic:pic>
+                  <pic:nvPicPr>
+                    <pic:cNvPr descr="/Users/yadonghou/Documents/workspace/Emotional-Concepts-Anthropic-Reproduction/.claude/worktrees/vigorous-bhabha-f5ea75/outputs/cognitive_v3_mcq/cohen_d_summary_last.png" id="77" name="Picture"/>
+                    <pic:cNvPicPr>
+                      <a:picLocks noChangeArrowheads="1" noChangeAspect="1"/>
+                    </pic:cNvPicPr>
+                  </pic:nvPicPr>
+                  <pic:blipFill>
+                    <a:blip r:embed="rId75"/>
+                    <a:stretch>
+                      <a:fillRect/>
+                    </a:stretch>
+                  </pic:blipFill>
+                  <pic:spPr bwMode="auto">
+                    <a:xfrm>
+                      <a:off x="0" y="0"/>
+                      <a:ext cx="5334000" cy="2823882"/>
+                    </a:xfrm>
+                    <a:prstGeom prst="rect">
+                      <a:avLst/>
+                    </a:prstGeom>
+                    <a:noFill/>
+                    <a:ln w="9525">
+                      <a:noFill/>
+                      <a:headEnd/>
+                      <a:tailEnd/>
+                    </a:ln>
+                  </pic:spPr>
+                </pic:pic>
+              </a:graphicData>
+            </a:graphic>
+          </wp:inline>
+        </w:drawing>
+      </w:r>
+    </w:p>
+    <w:p>
+      <w:pPr>
+        <w:pStyle w:val="ImageCaption"/>
+      </w:pPr>
+      <w:r>
+        <w:t xml:space="preserve">MCQ Cohen’s d</w:t>
+      </w:r>
+    </w:p>
+    <w:tbl>
+      <w:tblPr>
+        <w:tblStyle w:val="Table"/>
+        <w:tblW w:type="pct" w:w="5000"/>
+        <w:tblLayout w:type="fixed"/>
+        <w:tblLook w:firstRow="1" w:lastRow="0" w:firstColumn="0" w:lastColumn="0" w:noHBand="0" w:noVBand="0" w:val="0020"/>
+      </w:tblPr>
+      <w:tblGrid>
+        <w:gridCol w:w="2640"/>
+        <w:gridCol w:w="2640"/>
+        <w:gridCol w:w="2640"/>
+      </w:tblGrid>
+      <w:tr>
+        <w:trPr>
+          <w:tblHeader w:val="on"/>
+        </w:trPr>
+        <w:tc>
+          <w:tcPr/>
+          <w:p>
+            <w:pPr>
+              <w:pStyle w:val="Compact"/>
+            </w:pPr>
+            <w:r>
+              <w:t xml:space="preserve">Concept</w:t>
+            </w:r>
+          </w:p>
+        </w:tc>
+        <w:tc>
+          <w:tcPr/>
+          <w:p>
+            <w:pPr>
+              <w:pStyle w:val="Compact"/>
+            </w:pPr>
+            <w:r>
+              <w:t xml:space="preserve">Cohen’s d</w:t>
+            </w:r>
+          </w:p>
+        </w:tc>
+        <w:tc>
+          <w:tcPr/>
+          <w:p>
+            <w:pPr>
+              <w:pStyle w:val="Compact"/>
+            </w:pPr>
+            <w:r>
+              <w:t xml:space="preserve">Meaning</w:t>
+            </w:r>
+          </w:p>
+        </w:tc>
+      </w:tr>
+      <w:tr>
+        <w:tc>
+          <w:tcPr/>
+          <w:p>
+            <w:pPr>
+              <w:pStyle w:val="Compact"/>
+            </w:pPr>
+            <w:r>
+              <w:rPr>
+                <w:b/>
+                <w:bCs/>
+              </w:rPr>
+              <w:t xml:space="preserve">confused</w:t>
+            </w:r>
+          </w:p>
+        </w:tc>
+        <w:tc>
+          <w:tcPr/>
+          <w:p>
+            <w:pPr>
+              <w:pStyle w:val="Compact"/>
+            </w:pPr>
+            <w:r>
+              <w:rPr>
+                <w:b/>
+                <w:bCs/>
+              </w:rPr>
+              <w:t xml:space="preserve">−1.52</w:t>
+            </w:r>
+          </w:p>
+        </w:tc>
+        <w:tc>
+          <w:tcPr/>
+          <w:p>
+            <w:pPr>
+              <w:pStyle w:val="Compact"/>
+            </w:pPr>
+            <w:r>
+              <w:t xml:space="preserve">Wrong answers</w:t>
+            </w:r>
+            <w:r>
+              <w:t xml:space="preserve"> </w:t>
+            </w:r>
+            <w:r>
+              <w:rPr>
+                <w:b/>
+                <w:bCs/>
+              </w:rPr>
+              <w:t xml:space="preserve">strongly</w:t>
+            </w:r>
+            <w:r>
+              <w:t xml:space="preserve"> </w:t>
+            </w:r>
+            <w:r>
+              <w:t xml:space="preserve">activate confusion</w:t>
+            </w:r>
+          </w:p>
+        </w:tc>
+      </w:tr>
+      <w:tr>
+        <w:tc>
+          <w:tcPr/>
+          <w:p>
+            <w:pPr>
+              <w:pStyle w:val="Compact"/>
+            </w:pPr>
+            <w:r>
+              <w:rPr>
+                <w:b/>
+                <w:bCs/>
+              </w:rPr>
+              <w:t xml:space="preserve">stubborn</w:t>
+            </w:r>
+          </w:p>
+        </w:tc>
+        <w:tc>
+          <w:tcPr/>
+          <w:p>
+            <w:pPr>
+              <w:pStyle w:val="Compact"/>
+            </w:pPr>
+            <w:r>
+              <w:rPr>
+                <w:b/>
+                <w:bCs/>
+              </w:rPr>
+              <w:t xml:space="preserve">−1.34</w:t>
+            </w:r>
+          </w:p>
+        </w:tc>
+        <w:tc>
+          <w:tcPr/>
+          <w:p>
+            <w:pPr>
+              <w:pStyle w:val="Compact"/>
+            </w:pPr>
+            <w:r>
+              <w:t xml:space="preserve">Wrong answers</w:t>
+            </w:r>
+            <w:r>
+              <w:t xml:space="preserve"> </w:t>
+            </w:r>
+            <w:r>
+              <w:rPr>
+                <w:b/>
+                <w:bCs/>
+              </w:rPr>
+              <w:t xml:space="preserve">strongly</w:t>
+            </w:r>
+            <w:r>
+              <w:t xml:space="preserve"> </w:t>
+            </w:r>
+            <w:r>
+              <w:t xml:space="preserve">activate refusal stance</w:t>
+            </w:r>
+          </w:p>
+        </w:tc>
+      </w:tr>
+      <w:tr>
+        <w:tc>
+          <w:tcPr/>
+          <w:p>
+            <w:pPr>
+              <w:pStyle w:val="Compact"/>
+            </w:pPr>
+            <w:r>
+              <w:rPr>
+                <w:b/>
+                <w:bCs/>
+              </w:rPr>
+              <w:t xml:space="preserve">bored</w:t>
+            </w:r>
+          </w:p>
+        </w:tc>
+        <w:tc>
+          <w:tcPr/>
+          <w:p>
+            <w:pPr>
+              <w:pStyle w:val="Compact"/>
+            </w:pPr>
+            <w:r>
+              <w:t xml:space="preserve">+0.66</w:t>
+            </w:r>
+          </w:p>
+        </w:tc>
+        <w:tc>
+          <w:tcPr/>
+          <w:p>
+            <w:pPr>
+              <w:pStyle w:val="Compact"/>
+            </w:pPr>
+            <w:r>
+              <w:t xml:space="preserve">Correct answers activate</w:t>
+            </w:r>
+            <w:r>
+              <w:t xml:space="preserve"> </w:t>
+            </w:r>
+            <w:r>
+              <w:t xml:space="preserve">“no novelty”</w:t>
+            </w:r>
+            <w:r>
+              <w:t xml:space="preserve"> </w:t>
+            </w:r>
+            <w:r>
+              <w:t xml:space="preserve">feeling</w:t>
+            </w:r>
+          </w:p>
+        </w:tc>
+      </w:tr>
+      <w:tr>
+        <w:tc>
+          <w:tcPr/>
+          <w:p>
+            <w:pPr>
+              <w:pStyle w:val="Compact"/>
+            </w:pPr>
+            <w:r>
+              <w:rPr>
+                <w:b/>
+                <w:bCs/>
+              </w:rPr>
+              <w:t xml:space="preserve">confident</w:t>
+            </w:r>
+          </w:p>
+        </w:tc>
+        <w:tc>
+          <w:tcPr/>
+          <w:p>
+            <w:pPr>
+              <w:pStyle w:val="Compact"/>
+            </w:pPr>
+            <w:r>
+              <w:t xml:space="preserve">+0.62</w:t>
+            </w:r>
+          </w:p>
+        </w:tc>
+        <w:tc>
+          <w:tcPr/>
+          <w:p>
+            <w:pPr>
+              <w:pStyle w:val="Compact"/>
+            </w:pPr>
+            <w:r>
+              <w:t xml:space="preserve">Correct answers activate self-confidence</w:t>
+            </w:r>
+          </w:p>
+        </w:tc>
+      </w:tr>
+      <w:tr>
+        <w:tc>
+          <w:tcPr/>
+          <w:p>
+            <w:pPr>
+              <w:pStyle w:val="Compact"/>
+            </w:pPr>
+            <w:r>
+              <w:rPr>
+                <w:b/>
+                <w:bCs/>
+              </w:rPr>
+              <w:t xml:space="preserve">curious</w:t>
+            </w:r>
+          </w:p>
+        </w:tc>
+        <w:tc>
+          <w:tcPr/>
+          <w:p>
+            <w:pPr>
+              <w:pStyle w:val="Compact"/>
+            </w:pPr>
+            <w:r>
+              <w:t xml:space="preserve">+0.47</w:t>
+            </w:r>
+          </w:p>
+        </w:tc>
+        <w:tc>
+          <w:tcPr/>
+          <w:p>
+            <w:pPr>
+              <w:pStyle w:val="Compact"/>
+            </w:pPr>
+            <w:r>
+              <w:t xml:space="preserve">Correct answers slightly activate curiosity</w:t>
+            </w:r>
+          </w:p>
+        </w:tc>
+      </w:tr>
+      <w:tr>
+        <w:tc>
+          <w:tcPr/>
+          <w:p>
+            <w:pPr>
+              <w:pStyle w:val="Compact"/>
+            </w:pPr>
+            <w:r>
+              <w:rPr>
+                <w:b/>
+                <w:bCs/>
+              </w:rPr>
+              <w:t xml:space="preserve">confirmed</w:t>
+            </w:r>
+          </w:p>
+        </w:tc>
+        <w:tc>
+          <w:tcPr/>
+          <w:p>
+            <w:pPr>
+              <w:pStyle w:val="Compact"/>
+            </w:pPr>
+            <w:r>
+              <w:t xml:space="preserve">+0.43</w:t>
+            </w:r>
+          </w:p>
+        </w:tc>
+        <w:tc>
+          <w:tcPr/>
+          <w:p>
+            <w:pPr>
+              <w:pStyle w:val="Compact"/>
+            </w:pPr>
+            <w:r>
+              <w:t xml:space="preserve">Correct answers activate</w:t>
+            </w:r>
+            <w:r>
+              <w:t xml:space="preserve"> </w:t>
+            </w:r>
+            <w:r>
+              <w:t xml:space="preserve">“expectation validated”</w:t>
+            </w:r>
+          </w:p>
+        </w:tc>
+      </w:tr>
+    </w:tbl>
+    <w:p>
+      <w:pPr>
+        <w:pStyle w:val="BodyText"/>
+      </w:pPr>
+      <w:r>
+        <w:rPr>
+          <w:b/>
+          <w:bCs/>
+        </w:rPr>
+        <w:t xml:space="preserve">Both directions show strong signal</w:t>
+      </w:r>
+      <w:r>
+        <w:t xml:space="preserve">: negative direction has confused / stubborn (wrong-detectors); positive direction has bored / confident / confirmed (right-detectors).</w:t>
+      </w:r>
+    </w:p>
+    <w:p>
+      <w:pPr>
+        <w:pStyle w:val="CaptionedFigure"/>
+      </w:pPr>
+      <w:r>
+        <w:drawing>
+          <wp:inline>
+            <wp:extent cx="5334000" cy="3467100"/>
+            <wp:effectExtent b="0" l="0" r="0" t="0"/>
+            <wp:docPr descr="MCQ strip plots" title="" id="79" name="Picture"/>
+            <a:graphic>
+              <a:graphicData uri="http://schemas.openxmlformats.org/drawingml/2006/picture">
+                <pic:pic>
+                  <pic:nvPicPr>
+                    <pic:cNvPr descr="/Users/yadonghou/Documents/workspace/Emotional-Concepts-Anthropic-Reproduction/.claude/worktrees/vigorous-bhabha-f5ea75/outputs/cognitive_v3_mcq/strip_plot_per_concept_last.png" id="80" name="Picture"/>
+                    <pic:cNvPicPr>
+                      <a:picLocks noChangeArrowheads="1" noChangeAspect="1"/>
+                    </pic:cNvPicPr>
+                  </pic:nvPicPr>
+                  <pic:blipFill>
+                    <a:blip r:embed="rId78"/>
+                    <a:stretch>
+                      <a:fillRect/>
+                    </a:stretch>
+                  </pic:blipFill>
+                  <pic:spPr bwMode="auto">
+                    <a:xfrm>
+                      <a:off x="0" y="0"/>
+                      <a:ext cx="5334000" cy="3467100"/>
+                    </a:xfrm>
+                    <a:prstGeom prst="rect">
+                      <a:avLst/>
+                    </a:prstGeom>
+                    <a:noFill/>
+                    <a:ln w="9525">
+                      <a:noFill/>
+                      <a:headEnd/>
+                      <a:tailEnd/>
+                    </a:ln>
+                  </pic:spPr>
+                </pic:pic>
+              </a:graphicData>
+            </a:graphic>
+          </wp:inline>
+        </w:drawing>
+      </w:r>
+    </w:p>
+    <w:p>
+      <w:pPr>
+        <w:pStyle w:val="ImageCaption"/>
+      </w:pPr>
+      <w:r>
+        <w:t xml:space="preserve">MCQ strip plots</w:t>
+      </w:r>
+    </w:p>
+    <w:p>
+      <w:pPr>
+        <w:pStyle w:val="BodyText"/>
+      </w:pPr>
+      <w:r>
+        <w:t xml:space="preserve">The</w:t>
+      </w:r>
+      <w:r>
+        <w:t xml:space="preserve"> </w:t>
+      </w:r>
+      <w:r>
+        <w:rPr>
+          <w:rStyle w:val="VerbatimChar"/>
+        </w:rPr>
+        <w:t xml:space="preserve">confused</w:t>
+      </w:r>
+      <w:r>
+        <w:t xml:space="preserve"> </w:t>
+      </w:r>
+      <w:r>
+        <w:t xml:space="preserve">and</w:t>
+      </w:r>
+      <w:r>
+        <w:t xml:space="preserve"> </w:t>
+      </w:r>
+      <w:r>
+        <w:rPr>
+          <w:rStyle w:val="VerbatimChar"/>
+        </w:rPr>
+        <w:t xml:space="preserve">stubborn</w:t>
+      </w:r>
+      <w:r>
+        <w:t xml:space="preserve"> </w:t>
+      </w:r>
+      <w:r>
+        <w:t xml:space="preserve">panels show</w:t>
+      </w:r>
+      <w:r>
+        <w:t xml:space="preserve"> </w:t>
+      </w:r>
+      <w:r>
+        <w:rPr>
+          <w:b/>
+          <w:bCs/>
+        </w:rPr>
+        <w:t xml:space="preserve">clearly separated red vs green clusters</w:t>
+      </w:r>
+      <w:r>
+        <w:t xml:space="preserve"> </w:t>
+      </w:r>
+      <w:r>
+        <w:t xml:space="preserve">— that’s our judgment signal.</w:t>
+      </w:r>
+    </w:p>
+    <w:bookmarkEnd w:id="81"/>
+    <w:bookmarkStart w:id="82" w:name="three-concrete-questions-in-detail"/>
+    <w:p>
+      <w:pPr>
+        <w:pStyle w:val="Heading4"/>
+      </w:pPr>
+      <w:r>
+        <w:t xml:space="preserve">3.9.4 Three concrete questions in detail</w:t>
+      </w:r>
+    </w:p>
+    <w:p>
+      <w:pPr>
+        <w:pStyle w:val="FirstParagraph"/>
+      </w:pPr>
+      <w:r>
+        <w:rPr>
+          <w:b/>
+          <w:bCs/>
+        </w:rPr>
+        <w:t xml:space="preserve">Example 1: Q22</w:t>
+      </w:r>
+      <w:r>
+        <w:rPr>
+          <w:b/>
+          <w:bCs/>
+        </w:rPr>
+        <w:t xml:space="preserve"> </w:t>
+      </w:r>
+      <w:r>
+        <w:rPr>
+          <w:b/>
+          <w:bCs/>
+        </w:rPr>
+        <w:t xml:space="preserve">“12 × 12 = ?”</w:t>
+      </w:r>
+      <w:r>
+        <w:rPr>
+          <w:b/>
+          <w:bCs/>
+        </w:rPr>
+        <w:t xml:space="preserve"> </w:t>
+      </w:r>
+      <w:r>
+        <w:rPr>
+          <w:b/>
+          <w:bCs/>
+        </w:rPr>
+        <w:t xml:space="preserve">(textbook cleanest signal)</w:t>
+      </w:r>
+    </w:p>
+    <w:tbl>
+      <w:tblPr>
+        <w:tblStyle w:val="Table"/>
+        <w:tblW w:type="pct" w:w="5000"/>
+        <w:tblLayout w:type="fixed"/>
+        <w:tblLook w:firstRow="1" w:lastRow="0" w:firstColumn="0" w:lastColumn="0" w:noHBand="0" w:noVBand="0" w:val="0020"/>
+      </w:tblPr>
+      <w:tblGrid>
+        <w:gridCol w:w="1584"/>
+        <w:gridCol w:w="1584"/>
+        <w:gridCol w:w="1584"/>
+        <w:gridCol w:w="1584"/>
+        <w:gridCol w:w="1584"/>
+      </w:tblGrid>
+      <w:tr>
+        <w:trPr>
+          <w:tblHeader w:val="on"/>
+        </w:trPr>
+        <w:tc>
+          <w:tcPr/>
+          <w:p>
+            <w:pPr>
+              <w:pStyle w:val="Compact"/>
+            </w:pPr>
+            <w:r>
+              <w:t xml:space="preserve">Option</w:t>
+            </w:r>
+          </w:p>
+        </w:tc>
+        <w:tc>
+          <w:tcPr/>
+          <w:p>
+            <w:pPr>
+              <w:pStyle w:val="Compact"/>
+            </w:pPr>
+            <w:r>
+              <w:t xml:space="preserve">confused</w:t>
+            </w:r>
+          </w:p>
+        </w:tc>
+        <w:tc>
+          <w:tcPr/>
+          <w:p>
+            <w:pPr>
+              <w:pStyle w:val="Compact"/>
+            </w:pPr>
+            <w:r>
+              <w:t xml:space="preserve">stubborn</w:t>
+            </w:r>
+          </w:p>
+        </w:tc>
+        <w:tc>
+          <w:tcPr/>
+          <w:p>
+            <w:pPr>
+              <w:pStyle w:val="Compact"/>
+            </w:pPr>
+            <w:r>
+              <w:t xml:space="preserve">bored</w:t>
+            </w:r>
+          </w:p>
+        </w:tc>
+        <w:tc>
+          <w:tcPr/>
+          <w:p>
+            <w:pPr>
+              <w:pStyle w:val="Compact"/>
+            </w:pPr>
+            <w:r>
+              <w:t xml:space="preserve">confident</w:t>
+            </w:r>
+          </w:p>
+        </w:tc>
+      </w:tr>
+      <w:tr>
+        <w:tc>
+          <w:tcPr/>
+          <w:p>
+            <w:pPr>
+              <w:pStyle w:val="Compact"/>
+            </w:pPr>
+            <w:r>
+              <w:t xml:space="preserve">✗ A) 124</w:t>
+            </w:r>
+          </w:p>
+        </w:tc>
+        <w:tc>
+          <w:tcPr/>
+          <w:p>
+            <w:pPr>
+              <w:pStyle w:val="Compact"/>
+            </w:pPr>
+            <w:r>
+              <w:t xml:space="preserve">−0.089</w:t>
+            </w:r>
+          </w:p>
+        </w:tc>
+        <w:tc>
+          <w:tcPr/>
+          <w:p>
+            <w:pPr>
+              <w:pStyle w:val="Compact"/>
+            </w:pPr>
+            <w:r>
+              <w:rPr>
+                <w:b/>
+                <w:bCs/>
+              </w:rPr>
+              <w:t xml:space="preserve">+0.062</w:t>
+            </w:r>
+            <w:r>
+              <w:t xml:space="preserve"> </w:t>
+            </w:r>
+            <w:r>
+              <w:t xml:space="preserve">❗</w:t>
+            </w:r>
+          </w:p>
+        </w:tc>
+        <w:tc>
+          <w:tcPr/>
+          <w:p>
+            <w:pPr>
+              <w:pStyle w:val="Compact"/>
+            </w:pPr>
+            <w:r>
+              <w:t xml:space="preserve">−0.091</w:t>
+            </w:r>
+          </w:p>
+        </w:tc>
+        <w:tc>
+          <w:tcPr/>
+          <w:p>
+            <w:pPr>
+              <w:pStyle w:val="Compact"/>
+            </w:pPr>
+            <w:r>
+              <w:t xml:space="preserve">+0.150</w:t>
+            </w:r>
+          </w:p>
+        </w:tc>
+      </w:tr>
+      <w:tr>
+        <w:tc>
+          <w:tcPr/>
+          <w:p>
+            <w:pPr>
+              <w:pStyle w:val="Compact"/>
+            </w:pPr>
+            <w:r>
+              <w:rPr>
+                <w:b/>
+                <w:bCs/>
+              </w:rPr>
+              <w:t xml:space="preserve">✓ B) 144</w:t>
+            </w:r>
+          </w:p>
+        </w:tc>
+        <w:tc>
+          <w:tcPr/>
+          <w:p>
+            <w:pPr>
+              <w:pStyle w:val="Compact"/>
+            </w:pPr>
+            <w:r>
+              <w:rPr>
+                <w:b/>
+                <w:bCs/>
+              </w:rPr>
+              <w:t xml:space="preserve">−0.140</w:t>
+            </w:r>
+            <w:r>
+              <w:t xml:space="preserve"> </w:t>
+            </w:r>
+            <w:r>
+              <w:t xml:space="preserve">✓</w:t>
+            </w:r>
+          </w:p>
+        </w:tc>
+        <w:tc>
+          <w:tcPr/>
+          <w:p>
+            <w:pPr>
+              <w:pStyle w:val="Compact"/>
+            </w:pPr>
+            <w:r>
+              <w:rPr>
+                <w:b/>
+                <w:bCs/>
+              </w:rPr>
+              <w:t xml:space="preserve">−0.080</w:t>
+            </w:r>
+            <w:r>
+              <w:t xml:space="preserve"> </w:t>
+            </w:r>
+            <w:r>
+              <w:t xml:space="preserve">✓</w:t>
+            </w:r>
+          </w:p>
+        </w:tc>
+        <w:tc>
+          <w:tcPr/>
+          <w:p>
+            <w:pPr>
+              <w:pStyle w:val="Compact"/>
+            </w:pPr>
+            <w:r>
+              <w:rPr>
+                <w:b/>
+                <w:bCs/>
+              </w:rPr>
+              <w:t xml:space="preserve">−0.035</w:t>
+            </w:r>
+            <w:r>
+              <w:t xml:space="preserve"> </w:t>
+            </w:r>
+            <w:r>
+              <w:t xml:space="preserve">✓</w:t>
+            </w:r>
+          </w:p>
+        </w:tc>
+        <w:tc>
+          <w:tcPr/>
+          <w:p>
+            <w:pPr>
+              <w:pStyle w:val="Compact"/>
+            </w:pPr>
+            <w:r>
+              <w:rPr>
+                <w:b/>
+                <w:bCs/>
+              </w:rPr>
+              <w:t xml:space="preserve">+0.235</w:t>
+            </w:r>
+            <w:r>
+              <w:t xml:space="preserve"> </w:t>
+            </w:r>
+            <w:r>
+              <w:t xml:space="preserve">✓</w:t>
+            </w:r>
+          </w:p>
+        </w:tc>
+      </w:tr>
+      <w:tr>
+        <w:tc>
+          <w:tcPr/>
+          <w:p>
+            <w:pPr>
+              <w:pStyle w:val="Compact"/>
+            </w:pPr>
+            <w:r>
+              <w:t xml:space="preserve">✗ C) 164</w:t>
+            </w:r>
+          </w:p>
+        </w:tc>
+        <w:tc>
+          <w:tcPr/>
+          <w:p>
+            <w:pPr>
+              <w:pStyle w:val="Compact"/>
+            </w:pPr>
+            <w:r>
+              <w:t xml:space="preserve">−0.075</w:t>
+            </w:r>
+          </w:p>
+        </w:tc>
+        <w:tc>
+          <w:tcPr/>
+          <w:p>
+            <w:pPr>
+              <w:pStyle w:val="Compact"/>
+            </w:pPr>
+            <w:r>
+              <w:t xml:space="preserve">+0.026</w:t>
+            </w:r>
+          </w:p>
+        </w:tc>
+        <w:tc>
+          <w:tcPr/>
+          <w:p>
+            <w:pPr>
+              <w:pStyle w:val="Compact"/>
+            </w:pPr>
+            <w:r>
+              <w:t xml:space="preserve">−0.101</w:t>
+            </w:r>
+          </w:p>
+        </w:tc>
+        <w:tc>
+          <w:tcPr/>
+          <w:p>
+            <w:pPr>
+              <w:pStyle w:val="Compact"/>
+            </w:pPr>
+            <w:r>
+              <w:t xml:space="preserve">+0.179</w:t>
+            </w:r>
+          </w:p>
+        </w:tc>
+      </w:tr>
+      <w:tr>
+        <w:tc>
+          <w:tcPr/>
+          <w:p>
+            <w:pPr>
+              <w:pStyle w:val="Compact"/>
+            </w:pPr>
+            <w:r>
+              <w:t xml:space="preserve">✗ D) 184</w:t>
+            </w:r>
+          </w:p>
+        </w:tc>
+        <w:tc>
+          <w:tcPr/>
+          <w:p>
+            <w:pPr>
+              <w:pStyle w:val="Compact"/>
+            </w:pPr>
+            <w:r>
+              <w:t xml:space="preserve">−0.083</w:t>
+            </w:r>
+          </w:p>
+        </w:tc>
+        <w:tc>
+          <w:tcPr/>
+          <w:p>
+            <w:pPr>
+              <w:pStyle w:val="Compact"/>
+            </w:pPr>
+            <w:r>
+              <w:t xml:space="preserve">−0.001</w:t>
+            </w:r>
+          </w:p>
+        </w:tc>
+        <w:tc>
+          <w:tcPr/>
+          <w:p>
+            <w:pPr>
+              <w:pStyle w:val="Compact"/>
+            </w:pPr>
+            <w:r>
+              <w:t xml:space="preserve">−0.088</w:t>
+            </w:r>
+          </w:p>
+        </w:tc>
+        <w:tc>
+          <w:tcPr/>
+          <w:p>
+            <w:pPr>
+              <w:pStyle w:val="Compact"/>
+            </w:pPr>
+            <w:r>
+              <w:t xml:space="preserve">+0.210</w:t>
+            </w:r>
+          </w:p>
+        </w:tc>
+      </w:tr>
+    </w:tbl>
+    <w:p>
+      <w:pPr>
+        <w:pStyle w:val="BodyText"/>
+      </w:pPr>
+      <w:r>
+        <w:t xml:space="preserve">When reading</w:t>
+      </w:r>
+      <w:r>
+        <w:t xml:space="preserve"> </w:t>
+      </w:r>
+      <w:r>
+        <w:t xml:space="preserve">“144”</w:t>
+      </w:r>
+      <w:r>
+        <w:t xml:space="preserve">, the residual stream shows</w:t>
+      </w:r>
+      <w:r>
+        <w:t xml:space="preserve"> </w:t>
+      </w:r>
+      <w:r>
+        <w:rPr>
+          <w:b/>
+          <w:bCs/>
+        </w:rPr>
+        <w:t xml:space="preserve">5 signals simultaneously expressing</w:t>
+      </w:r>
+      <w:r>
+        <w:rPr>
+          <w:b/>
+          <w:bCs/>
+        </w:rPr>
+        <w:t xml:space="preserve"> </w:t>
+      </w:r>
+      <w:r>
+        <w:rPr>
+          <w:b/>
+          <w:bCs/>
+        </w:rPr>
+        <w:t xml:space="preserve">“I recognize this”</w:t>
+      </w:r>
+      <w:r>
+        <w:t xml:space="preserve">. When reading</w:t>
+      </w:r>
+      <w:r>
+        <w:t xml:space="preserve"> </w:t>
+      </w:r>
+      <w:r>
+        <w:t xml:space="preserve">“124”</w:t>
+      </w:r>
+      <w:r>
+        <w:t xml:space="preserve">,</w:t>
+      </w:r>
+      <w:r>
+        <w:t xml:space="preserve"> </w:t>
+      </w:r>
+      <w:r>
+        <w:rPr>
+          <w:rStyle w:val="VerbatimChar"/>
+        </w:rPr>
+        <w:t xml:space="preserve">stubborn</w:t>
+      </w:r>
+      <w:r>
+        <w:t xml:space="preserve"> </w:t>
+      </w:r>
+      <w:r>
+        <w:t xml:space="preserve">immediately spikes — the model is</w:t>
+      </w:r>
+      <w:r>
+        <w:t xml:space="preserve"> </w:t>
+      </w:r>
+      <w:r>
+        <w:rPr>
+          <w:b/>
+          <w:bCs/>
+        </w:rPr>
+        <w:t xml:space="preserve">internally rejecting</w:t>
+      </w:r>
+      <w:r>
+        <w:t xml:space="preserve"> </w:t>
+      </w:r>
+      <w:r>
+        <w:t xml:space="preserve">this wrong answer.</w:t>
+      </w:r>
+    </w:p>
+    <w:p>
+      <w:pPr>
+        <w:pStyle w:val="BodyText"/>
+      </w:pPr>
+      <w:r>
+        <w:rPr>
+          <w:b/>
+          <w:bCs/>
+        </w:rPr>
+        <w:t xml:space="preserve">Example 2: Q20</w:t>
+      </w:r>
+      <w:r>
+        <w:rPr>
+          <w:b/>
+          <w:bCs/>
+        </w:rPr>
+        <w:t xml:space="preserve"> </w:t>
+      </w:r>
+      <w:r>
+        <w:rPr>
+          <w:b/>
+          <w:bCs/>
+        </w:rPr>
+        <w:t xml:space="preserve">“DNA stands for?”</w:t>
+      </w:r>
+      <w:r>
+        <w:rPr>
+          <w:b/>
+          <w:bCs/>
+        </w:rPr>
+        <w:t xml:space="preserve"> </w:t>
+      </w:r>
+      <w:r>
+        <w:rPr>
+          <w:b/>
+          <w:bCs/>
+        </w:rPr>
+        <w:t xml:space="preserve">(cleanest confident marker)</w:t>
+      </w:r>
+    </w:p>
+    <w:tbl>
+      <w:tblPr>
+        <w:tblStyle w:val="Table"/>
+        <w:tblW w:type="pct" w:w="5000"/>
+        <w:tblLayout w:type="fixed"/>
+        <w:tblLook w:firstRow="1" w:lastRow="0" w:firstColumn="0" w:lastColumn="0" w:noHBand="0" w:noVBand="0" w:val="0020"/>
+      </w:tblPr>
+      <w:tblGrid>
+        <w:gridCol w:w="1584"/>
+        <w:gridCol w:w="1584"/>
+        <w:gridCol w:w="1584"/>
+        <w:gridCol w:w="1584"/>
+        <w:gridCol w:w="1584"/>
+      </w:tblGrid>
+      <w:tr>
+        <w:trPr>
+          <w:tblHeader w:val="on"/>
+        </w:trPr>
+        <w:tc>
+          <w:tcPr/>
+          <w:p>
+            <w:pPr>
+              <w:pStyle w:val="Compact"/>
+            </w:pPr>
+            <w:r>
+              <w:t xml:space="preserve">Option</w:t>
+            </w:r>
+          </w:p>
+        </w:tc>
+        <w:tc>
+          <w:tcPr/>
+          <w:p>
+            <w:pPr>
+              <w:pStyle w:val="Compact"/>
+            </w:pPr>
+            <w:r>
+              <w:t xml:space="preserve">confused</w:t>
+            </w:r>
+          </w:p>
+        </w:tc>
+        <w:tc>
+          <w:tcPr/>
+          <w:p>
+            <w:pPr>
+              <w:pStyle w:val="Compact"/>
+            </w:pPr>
+            <w:r>
+              <w:t xml:space="preserve">stubborn</w:t>
+            </w:r>
+          </w:p>
+        </w:tc>
+        <w:tc>
+          <w:tcPr/>
+          <w:p>
+            <w:pPr>
+              <w:pStyle w:val="Compact"/>
+            </w:pPr>
+            <w:r>
+              <w:t xml:space="preserve">bored</w:t>
+            </w:r>
+          </w:p>
+        </w:tc>
+        <w:tc>
+          <w:tcPr/>
+          <w:p>
+            <w:pPr>
+              <w:pStyle w:val="Compact"/>
+            </w:pPr>
+            <w:r>
+              <w:t xml:space="preserve">confident</w:t>
+            </w:r>
+          </w:p>
+        </w:tc>
+      </w:tr>
+      <w:tr>
+        <w:tc>
+          <w:tcPr/>
+          <w:p>
+            <w:pPr>
+              <w:pStyle w:val="Compact"/>
+            </w:pPr>
+            <w:r>
+              <w:rPr>
+                <w:b/>
+                <w:bCs/>
+              </w:rPr>
+              <w:t xml:space="preserve">✓ A) Deoxyribonucleic acid</w:t>
+            </w:r>
+          </w:p>
+        </w:tc>
+        <w:tc>
+          <w:tcPr/>
+          <w:p>
+            <w:pPr>
+              <w:pStyle w:val="Compact"/>
+            </w:pPr>
+            <w:r>
+              <w:rPr>
+                <w:b/>
+                <w:bCs/>
+              </w:rPr>
+              <w:t xml:space="preserve">−0.138</w:t>
+            </w:r>
+            <w:r>
+              <w:t xml:space="preserve"> </w:t>
+            </w:r>
+            <w:r>
+              <w:t xml:space="preserve">✓</w:t>
+            </w:r>
+          </w:p>
+        </w:tc>
+        <w:tc>
+          <w:tcPr/>
+          <w:p>
+            <w:pPr>
+              <w:pStyle w:val="Compact"/>
+            </w:pPr>
+            <w:r>
+              <w:rPr>
+                <w:b/>
+                <w:bCs/>
+              </w:rPr>
+              <w:t xml:space="preserve">−0.053</w:t>
+            </w:r>
+            <w:r>
+              <w:t xml:space="preserve"> </w:t>
+            </w:r>
+            <w:r>
+              <w:t xml:space="preserve">✓</w:t>
+            </w:r>
+          </w:p>
+        </w:tc>
+        <w:tc>
+          <w:tcPr/>
+          <w:p>
+            <w:pPr>
+              <w:pStyle w:val="Compact"/>
+            </w:pPr>
+            <w:r>
+              <w:t xml:space="preserve">−0.062</w:t>
+            </w:r>
+          </w:p>
+        </w:tc>
+        <w:tc>
+          <w:tcPr/>
+          <w:p>
+            <w:pPr>
+              <w:pStyle w:val="Compact"/>
+            </w:pPr>
+            <w:r>
+              <w:rPr>
+                <w:b/>
+                <w:bCs/>
+              </w:rPr>
+              <w:t xml:space="preserve">+0.227</w:t>
+            </w:r>
+            <w:r>
+              <w:t xml:space="preserve"> </w:t>
+            </w:r>
+            <w:r>
+              <w:t xml:space="preserve">✓</w:t>
+            </w:r>
+          </w:p>
+        </w:tc>
+      </w:tr>
+      <w:tr>
+        <w:tc>
+          <w:tcPr/>
+          <w:p>
+            <w:pPr>
+              <w:pStyle w:val="Compact"/>
+            </w:pPr>
+            <w:r>
+              <w:t xml:space="preserve">✗ B) Dinitrogen acid</w:t>
+            </w:r>
+          </w:p>
+        </w:tc>
+        <w:tc>
+          <w:tcPr/>
+          <w:p>
+            <w:pPr>
+              <w:pStyle w:val="Compact"/>
+            </w:pPr>
+            <w:r>
+              <w:t xml:space="preserve">−0.072</w:t>
+            </w:r>
+          </w:p>
+        </w:tc>
+        <w:tc>
+          <w:tcPr/>
+          <w:p>
+            <w:pPr>
+              <w:pStyle w:val="Compact"/>
+            </w:pPr>
+            <w:r>
+              <w:rPr>
+                <w:b/>
+                <w:bCs/>
+              </w:rPr>
+              <w:t xml:space="preserve">+0.047</w:t>
+            </w:r>
+          </w:p>
+        </w:tc>
+        <w:tc>
+          <w:tcPr/>
+          <w:p>
+            <w:pPr>
+              <w:pStyle w:val="Compact"/>
+            </w:pPr>
+            <w:r>
+              <w:t xml:space="preserve">−0.086</w:t>
+            </w:r>
+          </w:p>
+        </w:tc>
+        <w:tc>
+          <w:tcPr/>
+          <w:p>
+            <w:pPr>
+              <w:pStyle w:val="Compact"/>
+            </w:pPr>
+            <w:r>
+              <w:t xml:space="preserve">+0.169</w:t>
+            </w:r>
+          </w:p>
+        </w:tc>
+      </w:tr>
+      <w:tr>
+        <w:tc>
+          <w:tcPr/>
+          <w:p>
+            <w:pPr>
+              <w:pStyle w:val="Compact"/>
+            </w:pPr>
+            <w:r>
+              <w:t xml:space="preserve">✗ C) Dynamic nuclear array</w:t>
+            </w:r>
+          </w:p>
+        </w:tc>
+        <w:tc>
+          <w:tcPr/>
+          <w:p>
+            <w:pPr>
+              <w:pStyle w:val="Compact"/>
+            </w:pPr>
+            <w:r>
+              <w:t xml:space="preserve">−0.030</w:t>
+            </w:r>
+          </w:p>
+        </w:tc>
+        <w:tc>
+          <w:tcPr/>
+          <w:p>
+            <w:pPr>
+              <w:pStyle w:val="Compact"/>
+            </w:pPr>
+            <w:r>
+              <w:t xml:space="preserve">+0.059</w:t>
+            </w:r>
+          </w:p>
+        </w:tc>
+        <w:tc>
+          <w:tcPr/>
+          <w:p>
+            <w:pPr>
+              <w:pStyle w:val="Compact"/>
+            </w:pPr>
+            <w:r>
+              <w:rPr>
+                <w:b/>
+                <w:bCs/>
+              </w:rPr>
+              <w:t xml:space="preserve">−0.135</w:t>
+            </w:r>
+          </w:p>
+        </w:tc>
+        <w:tc>
+          <w:tcPr/>
+          <w:p>
+            <w:pPr>
+              <w:pStyle w:val="Compact"/>
+            </w:pPr>
+            <w:r>
+              <w:t xml:space="preserve">+0.153</w:t>
+            </w:r>
+          </w:p>
+        </w:tc>
+      </w:tr>
+      <w:tr>
+        <w:tc>
+          <w:tcPr/>
+          <w:p>
+            <w:pPr>
+              <w:pStyle w:val="Compact"/>
+            </w:pPr>
+            <w:r>
+              <w:t xml:space="preserve">✗ D) Dual nucleic atom</w:t>
+            </w:r>
+          </w:p>
+        </w:tc>
+        <w:tc>
+          <w:tcPr/>
+          <w:p>
+            <w:pPr>
+              <w:pStyle w:val="Compact"/>
+            </w:pPr>
+            <w:r>
+              <w:t xml:space="preserve">−0.044</w:t>
+            </w:r>
+          </w:p>
+        </w:tc>
+        <w:tc>
+          <w:tcPr/>
+          <w:p>
+            <w:pPr>
+              <w:pStyle w:val="Compact"/>
+            </w:pPr>
+            <w:r>
+              <w:t xml:space="preserve">+0.045</w:t>
+            </w:r>
+          </w:p>
+        </w:tc>
+        <w:tc>
+          <w:tcPr/>
+          <w:p>
+            <w:pPr>
+              <w:pStyle w:val="Compact"/>
+            </w:pPr>
+            <w:r>
+              <w:t xml:space="preserve">−0.110</w:t>
+            </w:r>
+          </w:p>
+        </w:tc>
+        <w:tc>
+          <w:tcPr/>
+          <w:p>
+            <w:pPr>
+              <w:pStyle w:val="Compact"/>
+            </w:pPr>
+            <w:r>
+              <w:t xml:space="preserve">+0.158</w:t>
+            </w:r>
+          </w:p>
+        </w:tc>
+      </w:tr>
+    </w:tbl>
+    <w:p>
+      <w:pPr>
+        <w:pStyle w:val="BodyText"/>
+      </w:pPr>
+      <w:r>
+        <w:t xml:space="preserve">confident on correct answer is +0.227,</w:t>
+      </w:r>
+      <w:r>
+        <w:t xml:space="preserve"> </w:t>
+      </w:r>
+      <w:r>
+        <w:rPr>
+          <w:b/>
+          <w:bCs/>
+        </w:rPr>
+        <w:t xml:space="preserve">0.06+ higher than all 3 wrong answers</w:t>
+      </w:r>
+      <w:r>
+        <w:t xml:space="preserve">. confused ramps up monotonically toward more absurd wrong answers — the signature of cognitive dissonance.</w:t>
+      </w:r>
+    </w:p>
+    <w:p>
+      <w:pPr>
+        <w:pStyle w:val="BodyText"/>
+      </w:pPr>
+      <w:r>
+        <w:rPr>
+          <w:b/>
+          <w:bCs/>
+        </w:rPr>
+        <w:t xml:space="preserve">Example 3: Q34</w:t>
+      </w:r>
+      <w:r>
+        <w:rPr>
+          <w:b/>
+          <w:bCs/>
+        </w:rPr>
+        <w:t xml:space="preserve"> </w:t>
+      </w:r>
+      <w:r>
+        <w:rPr>
+          <w:b/>
+          <w:bCs/>
+        </w:rPr>
+        <w:t xml:space="preserve">“Tallest animal?”</w:t>
+      </w:r>
+      <w:r>
+        <w:rPr>
+          <w:b/>
+          <w:bCs/>
+        </w:rPr>
+        <w:t xml:space="preserve"> </w:t>
+      </w:r>
+      <w:r>
+        <w:rPr>
+          <w:b/>
+          <w:bCs/>
+        </w:rPr>
+        <w:t xml:space="preserve">(all 4 vectors hit)</w:t>
+      </w:r>
+    </w:p>
+    <w:tbl>
+      <w:tblPr>
+        <w:tblStyle w:val="Table"/>
+        <w:tblW w:type="pct" w:w="5000"/>
+        <w:tblLayout w:type="fixed"/>
+        <w:tblLook w:firstRow="1" w:lastRow="0" w:firstColumn="0" w:lastColumn="0" w:noHBand="0" w:noVBand="0" w:val="0020"/>
+      </w:tblPr>
+      <w:tblGrid>
+        <w:gridCol w:w="1584"/>
+        <w:gridCol w:w="1584"/>
+        <w:gridCol w:w="1584"/>
+        <w:gridCol w:w="1584"/>
+        <w:gridCol w:w="1584"/>
+      </w:tblGrid>
+      <w:tr>
+        <w:trPr>
+          <w:tblHeader w:val="on"/>
+        </w:trPr>
+        <w:tc>
+          <w:tcPr/>
+          <w:p>
+            <w:pPr>
+              <w:pStyle w:val="Compact"/>
+            </w:pPr>
+            <w:r>
+              <w:t xml:space="preserve">Option</w:t>
+            </w:r>
+          </w:p>
+        </w:tc>
+        <w:tc>
+          <w:tcPr/>
+          <w:p>
+            <w:pPr>
+              <w:pStyle w:val="Compact"/>
+            </w:pPr>
+            <w:r>
+              <w:t xml:space="preserve">confused</w:t>
+            </w:r>
+          </w:p>
+        </w:tc>
+        <w:tc>
+          <w:tcPr/>
+          <w:p>
+            <w:pPr>
+              <w:pStyle w:val="Compact"/>
+            </w:pPr>
+            <w:r>
+              <w:t xml:space="preserve">stubborn</w:t>
+            </w:r>
+          </w:p>
+        </w:tc>
+        <w:tc>
+          <w:tcPr/>
+          <w:p>
+            <w:pPr>
+              <w:pStyle w:val="Compact"/>
+            </w:pPr>
+            <w:r>
+              <w:t xml:space="preserve">bored</w:t>
+            </w:r>
+          </w:p>
+        </w:tc>
+        <w:tc>
+          <w:tcPr/>
+          <w:p>
+            <w:pPr>
+              <w:pStyle w:val="Compact"/>
+            </w:pPr>
+            <w:r>
+              <w:t xml:space="preserve">confident</w:t>
+            </w:r>
+          </w:p>
+        </w:tc>
+      </w:tr>
+      <w:tr>
+        <w:tc>
+          <w:tcPr/>
+          <w:p>
+            <w:pPr>
+              <w:pStyle w:val="Compact"/>
+            </w:pPr>
+            <w:r>
+              <w:t xml:space="preserve">✗ A) Elephant</w:t>
+            </w:r>
+          </w:p>
+        </w:tc>
+        <w:tc>
+          <w:tcPr/>
+          <w:p>
+            <w:pPr>
+              <w:pStyle w:val="Compact"/>
+            </w:pPr>
+            <w:r>
+              <w:t xml:space="preserve">−0.075</w:t>
+            </w:r>
+          </w:p>
+        </w:tc>
+        <w:tc>
+          <w:tcPr/>
+          <w:p>
+            <w:pPr>
+              <w:pStyle w:val="Compact"/>
+            </w:pPr>
+            <w:r>
+              <w:rPr>
+                <w:b/>
+                <w:bCs/>
+              </w:rPr>
+              <w:t xml:space="preserve">+0.086</w:t>
+            </w:r>
+          </w:p>
+        </w:tc>
+        <w:tc>
+          <w:tcPr/>
+          <w:p>
+            <w:pPr>
+              <w:pStyle w:val="Compact"/>
+            </w:pPr>
+            <w:r>
+              <w:t xml:space="preserve">−0.107</w:t>
+            </w:r>
+          </w:p>
+        </w:tc>
+        <w:tc>
+          <w:tcPr/>
+          <w:p>
+            <w:pPr>
+              <w:pStyle w:val="Compact"/>
+            </w:pPr>
+            <w:r>
+              <w:t xml:space="preserve">+0.093</w:t>
+            </w:r>
+          </w:p>
+        </w:tc>
+      </w:tr>
+      <w:tr>
+        <w:tc>
+          <w:tcPr/>
+          <w:p>
+            <w:pPr>
+              <w:pStyle w:val="Compact"/>
+            </w:pPr>
+            <w:r>
+              <w:rPr>
+                <w:b/>
+                <w:bCs/>
+              </w:rPr>
+              <w:t xml:space="preserve">✓ B) Giraffe</w:t>
+            </w:r>
+          </w:p>
+        </w:tc>
+        <w:tc>
+          <w:tcPr/>
+          <w:p>
+            <w:pPr>
+              <w:pStyle w:val="Compact"/>
+            </w:pPr>
+            <w:r>
+              <w:rPr>
+                <w:b/>
+                <w:bCs/>
+              </w:rPr>
+              <w:t xml:space="preserve">−0.115</w:t>
+            </w:r>
+            <w:r>
+              <w:t xml:space="preserve"> </w:t>
+            </w:r>
+            <w:r>
+              <w:t xml:space="preserve">✓</w:t>
+            </w:r>
+          </w:p>
+        </w:tc>
+        <w:tc>
+          <w:tcPr/>
+          <w:p>
+            <w:pPr>
+              <w:pStyle w:val="Compact"/>
+            </w:pPr>
+            <w:r>
+              <w:rPr>
+                <w:b/>
+                <w:bCs/>
+              </w:rPr>
+              <w:t xml:space="preserve">−0.008</w:t>
+            </w:r>
+            <w:r>
+              <w:t xml:space="preserve"> </w:t>
+            </w:r>
+            <w:r>
+              <w:t xml:space="preserve">✓</w:t>
+            </w:r>
+          </w:p>
+        </w:tc>
+        <w:tc>
+          <w:tcPr/>
+          <w:p>
+            <w:pPr>
+              <w:pStyle w:val="Compact"/>
+            </w:pPr>
+            <w:r>
+              <w:rPr>
+                <w:b/>
+                <w:bCs/>
+              </w:rPr>
+              <w:t xml:space="preserve">−0.055</w:t>
+            </w:r>
+            <w:r>
+              <w:t xml:space="preserve"> </w:t>
+            </w:r>
+            <w:r>
+              <w:t xml:space="preserve">✓</w:t>
+            </w:r>
+          </w:p>
+        </w:tc>
+        <w:tc>
+          <w:tcPr/>
+          <w:p>
+            <w:pPr>
+              <w:pStyle w:val="Compact"/>
+            </w:pPr>
+            <w:r>
+              <w:rPr>
+                <w:b/>
+                <w:bCs/>
+              </w:rPr>
+              <w:t xml:space="preserve">+0.187</w:t>
+            </w:r>
+            <w:r>
+              <w:t xml:space="preserve"> </w:t>
+            </w:r>
+            <w:r>
+              <w:t xml:space="preserve">✓</w:t>
+            </w:r>
+          </w:p>
+        </w:tc>
+      </w:tr>
+      <w:tr>
+        <w:tc>
+          <w:tcPr/>
+          <w:p>
+            <w:pPr>
+              <w:pStyle w:val="Compact"/>
+            </w:pPr>
+            <w:r>
+              <w:t xml:space="preserve">✗ C) Camel</w:t>
+            </w:r>
+          </w:p>
+        </w:tc>
+        <w:tc>
+          <w:tcPr/>
+          <w:p>
+            <w:pPr>
+              <w:pStyle w:val="Compact"/>
+            </w:pPr>
+            <w:r>
+              <w:t xml:space="preserve">−0.037</w:t>
+            </w:r>
+          </w:p>
+        </w:tc>
+        <w:tc>
+          <w:tcPr/>
+          <w:p>
+            <w:pPr>
+              <w:pStyle w:val="Compact"/>
+            </w:pPr>
+            <w:r>
+              <w:rPr>
+                <w:b/>
+                <w:bCs/>
+              </w:rPr>
+              <w:t xml:space="preserve">+0.121</w:t>
+            </w:r>
+          </w:p>
+        </w:tc>
+        <w:tc>
+          <w:tcPr/>
+          <w:p>
+            <w:pPr>
+              <w:pStyle w:val="Compact"/>
+            </w:pPr>
+            <w:r>
+              <w:t xml:space="preserve">−0.121</w:t>
+            </w:r>
+          </w:p>
+        </w:tc>
+        <w:tc>
+          <w:tcPr/>
+          <w:p>
+            <w:pPr>
+              <w:pStyle w:val="Compact"/>
+            </w:pPr>
+            <w:r>
+              <w:t xml:space="preserve">+0.056</w:t>
+            </w:r>
+          </w:p>
+        </w:tc>
+      </w:tr>
+      <w:tr>
+        <w:tc>
+          <w:tcPr/>
+          <w:p>
+            <w:pPr>
+              <w:pStyle w:val="Compact"/>
+            </w:pPr>
+            <w:r>
+              <w:t xml:space="preserve">✗ D) Horse</w:t>
+            </w:r>
+          </w:p>
+        </w:tc>
+        <w:tc>
+          <w:tcPr/>
+          <w:p>
+            <w:pPr>
+              <w:pStyle w:val="Compact"/>
+            </w:pPr>
+            <w:r>
+              <w:t xml:space="preserve">−0.021</w:t>
+            </w:r>
+          </w:p>
+        </w:tc>
+        <w:tc>
+          <w:tcPr/>
+          <w:p>
+            <w:pPr>
+              <w:pStyle w:val="Compact"/>
+            </w:pPr>
+            <w:r>
+              <w:t xml:space="preserve">+0.103</w:t>
+            </w:r>
+          </w:p>
+        </w:tc>
+        <w:tc>
+          <w:tcPr/>
+          <w:p>
+            <w:pPr>
+              <w:pStyle w:val="Compact"/>
+            </w:pPr>
+            <w:r>
+              <w:t xml:space="preserve">−0.086</w:t>
+            </w:r>
+          </w:p>
+        </w:tc>
+        <w:tc>
+          <w:tcPr/>
+          <w:p>
+            <w:pPr>
+              <w:pStyle w:val="Compact"/>
+            </w:pPr>
+            <w:r>
+              <w:t xml:space="preserve">+0.061</w:t>
+            </w:r>
+          </w:p>
+        </w:tc>
+      </w:tr>
+    </w:tbl>
+    <w:p>
+      <w:pPr>
+        <w:pStyle w:val="BodyText"/>
+      </w:pPr>
+      <w:r>
+        <w:t xml:space="preserve">All 3 wrong answers have stubborn +0.09 to +0.13 above correct. Elephant is the largest (not tallest) animal — its confused is more negative than Camel/Horse, suggesting the model</w:t>
+      </w:r>
+      <w:r>
+        <w:t xml:space="preserve"> </w:t>
+      </w:r>
+      <w:r>
+        <w:t xml:space="preserve">“half-recognizes”</w:t>
+      </w:r>
+      <w:r>
+        <w:t xml:space="preserve"> </w:t>
+      </w:r>
+      <w:r>
+        <w:t xml:space="preserve">Elephant as size-related.</w:t>
+      </w:r>
+    </w:p>
+    <w:p>
+      <w:pPr>
+        <w:pStyle w:val="BodyText"/>
+      </w:pPr>
+      <w:r>
+        <w:rPr>
+          <w:b/>
+          <w:bCs/>
+        </w:rPr>
+        <w:t xml:space="preserve">Counter-example: Q5</w:t>
+      </w:r>
+      <w:r>
+        <w:rPr>
+          <w:b/>
+          <w:bCs/>
+        </w:rPr>
+        <w:t xml:space="preserve"> </w:t>
+      </w:r>
+      <w:r>
+        <w:rPr>
+          <w:b/>
+          <w:bCs/>
+        </w:rPr>
+        <w:t xml:space="preserve">“Most populous country?”</w:t>
+      </w:r>
+      <w:r>
+        <w:rPr>
+          <w:b/>
+          <w:bCs/>
+        </w:rPr>
+        <w:t xml:space="preserve"> </w:t>
+      </w:r>
+      <w:r>
+        <w:rPr>
+          <w:b/>
+          <w:bCs/>
+        </w:rPr>
+        <w:t xml:space="preserve">(signal fails)</w:t>
+      </w:r>
+    </w:p>
+    <w:tbl>
+      <w:tblPr>
+        <w:tblStyle w:val="Table"/>
+        <w:tblW w:type="auto" w:w="0"/>
+        <w:tblLook w:firstRow="1" w:lastRow="0" w:firstColumn="0" w:lastColumn="0" w:noHBand="0" w:noVBand="0" w:val="0020"/>
+      </w:tblPr>
+      <w:tblGrid>
+        <w:gridCol w:w="2640"/>
+        <w:gridCol w:w="2640"/>
+        <w:gridCol w:w="2640"/>
+      </w:tblGrid>
+      <w:tr>
+        <w:trPr>
+          <w:tblHeader w:val="on"/>
+        </w:trPr>
+        <w:tc>
+          <w:tcPr/>
+          <w:p>
+            <w:pPr>
+              <w:pStyle w:val="Compact"/>
+            </w:pPr>
+            <w:r>
+              <w:t xml:space="preserve">Option</w:t>
+            </w:r>
+          </w:p>
+        </w:tc>
+        <w:tc>
+          <w:tcPr/>
+          <w:p>
+            <w:pPr>
+              <w:pStyle w:val="Compact"/>
+            </w:pPr>
+            <w:r>
+              <w:t xml:space="preserve">confused</w:t>
+            </w:r>
+          </w:p>
+        </w:tc>
+        <w:tc>
+          <w:tcPr/>
+          <w:p>
+            <w:pPr>
+              <w:pStyle w:val="Compact"/>
+            </w:pPr>
+            <w:r>
+              <w:t xml:space="preserve">stubborn</w:t>
+            </w:r>
+          </w:p>
+        </w:tc>
+      </w:tr>
+      <w:tr>
+        <w:tc>
+          <w:tcPr/>
+          <w:p>
+            <w:pPr>
+              <w:pStyle w:val="Compact"/>
+            </w:pPr>
+            <w:r>
+              <w:t xml:space="preserve">✗ A) United States</w:t>
+            </w:r>
+          </w:p>
+        </w:tc>
+        <w:tc>
+          <w:tcPr/>
+          <w:p>
+            <w:pPr>
+              <w:pStyle w:val="Compact"/>
+            </w:pPr>
+            <w:r>
+              <w:t xml:space="preserve">−0.081</w:t>
+            </w:r>
+          </w:p>
+        </w:tc>
+        <w:tc>
+          <w:tcPr/>
+          <w:p>
+            <w:pPr>
+              <w:pStyle w:val="Compact"/>
+            </w:pPr>
+            <w:r>
+              <w:t xml:space="preserve">+0.028</w:t>
+            </w:r>
+          </w:p>
+        </w:tc>
+      </w:tr>
+      <w:tr>
+        <w:tc>
+          <w:tcPr/>
+          <w:p>
+            <w:pPr>
+              <w:pStyle w:val="Compact"/>
+            </w:pPr>
+            <w:r>
+              <w:t xml:space="preserve">✗ B) Russia</w:t>
+            </w:r>
+          </w:p>
+        </w:tc>
+        <w:tc>
+          <w:tcPr/>
+          <w:p>
+            <w:pPr>
+              <w:pStyle w:val="Compact"/>
+            </w:pPr>
+            <w:r>
+              <w:t xml:space="preserve">−0.061</w:t>
+            </w:r>
+          </w:p>
+        </w:tc>
+        <w:tc>
+          <w:tcPr/>
+          <w:p>
+            <w:pPr>
+              <w:pStyle w:val="Compact"/>
+            </w:pPr>
+            <w:r>
+              <w:rPr>
+                <w:b/>
+                <w:bCs/>
+              </w:rPr>
+              <w:t xml:space="preserve">+0.104</w:t>
+            </w:r>
+          </w:p>
+        </w:tc>
+      </w:tr>
+      <w:tr>
+        <w:tc>
+          <w:tcPr/>
+          <w:p>
+            <w:pPr>
+              <w:pStyle w:val="Compact"/>
+            </w:pPr>
+            <w:r>
+              <w:rPr>
+                <w:b/>
+                <w:bCs/>
+              </w:rPr>
+              <w:t xml:space="preserve">✓ C) India</w:t>
+            </w:r>
+          </w:p>
+        </w:tc>
+        <w:tc>
+          <w:tcPr/>
+          <w:p>
+            <w:pPr>
+              <w:pStyle w:val="Compact"/>
+            </w:pPr>
+            <w:r>
+              <w:t xml:space="preserve">−0.071</w:t>
+            </w:r>
+          </w:p>
+        </w:tc>
+        <w:tc>
+          <w:tcPr/>
+          <w:p>
+            <w:pPr>
+              <w:pStyle w:val="Compact"/>
+            </w:pPr>
+            <w:r>
+              <w:t xml:space="preserve">+0.044</w:t>
+            </w:r>
+          </w:p>
+        </w:tc>
+      </w:tr>
+      <w:tr>
+        <w:tc>
+          <w:tcPr/>
+          <w:p>
+            <w:pPr>
+              <w:pStyle w:val="Compact"/>
+            </w:pPr>
+            <w:r>
+              <w:t xml:space="preserve">✗ D) Brazil</w:t>
+            </w:r>
+          </w:p>
+        </w:tc>
+        <w:tc>
+          <w:tcPr/>
+          <w:p>
+            <w:pPr>
+              <w:pStyle w:val="Compact"/>
+            </w:pPr>
+            <w:r>
+              <w:t xml:space="preserve">−0.044</w:t>
+            </w:r>
+          </w:p>
+        </w:tc>
+        <w:tc>
+          <w:tcPr/>
+          <w:p>
+            <w:pPr>
+              <w:pStyle w:val="Compact"/>
+            </w:pPr>
+            <w:r>
+              <w:rPr>
+                <w:b/>
+                <w:bCs/>
+              </w:rPr>
+              <w:t xml:space="preserve">+0.107</w:t>
+            </w:r>
+          </w:p>
+        </w:tc>
+      </w:tr>
+    </w:tbl>
+    <w:p>
+      <w:pPr>
+        <w:pStyle w:val="BodyText"/>
+      </w:pPr>
+      <w:r>
+        <w:t xml:space="preserve">Signal does NOT robustly point to C) India. Russia and Brazil have higher stubborn.</w:t>
+      </w:r>
+      <w:r>
+        <w:t xml:space="preserve"> </w:t>
+      </w:r>
+      <w:r>
+        <w:rPr>
+          <w:b/>
+          <w:bCs/>
+        </w:rPr>
+        <w:t xml:space="preserve">Why</w:t>
+      </w:r>
+      <w:r>
+        <w:t xml:space="preserve">: India recently overtook China for most populous (and the question doesn’t list China). The model is uncertain itself.</w:t>
+      </w:r>
+      <w:r>
+        <w:t xml:space="preserve"> </w:t>
+      </w:r>
+      <w:r>
+        <w:rPr>
+          <w:b/>
+          <w:bCs/>
+        </w:rPr>
+        <w:t xml:space="preserve">This tells us</w:t>
+      </w:r>
+      <w:r>
+        <w:t xml:space="preserve">: MCQ surprise signal is strongest on questions that are</w:t>
+      </w:r>
+      <w:r>
+        <w:t xml:space="preserve"> </w:t>
+      </w:r>
+      <w:r>
+        <w:rPr>
+          <w:b/>
+          <w:bCs/>
+        </w:rPr>
+        <w:t xml:space="preserve">unambiguous</w:t>
+      </w:r>
+      <w:r>
+        <w:t xml:space="preserve"> </w:t>
+      </w:r>
+      <w:r>
+        <w:t xml:space="preserve">for the model; on</w:t>
+      </w:r>
+      <w:r>
+        <w:t xml:space="preserve"> </w:t>
+      </w:r>
+      <w:r>
+        <w:rPr>
+          <w:b/>
+          <w:bCs/>
+        </w:rPr>
+        <w:t xml:space="preserve">inherently uncertain</w:t>
+      </w:r>
+      <w:r>
+        <w:t xml:space="preserve"> </w:t>
+      </w:r>
+      <w:r>
+        <w:t xml:space="preserve">questions, the signal blunts. This is exactly what we’d want to test next:</w:t>
+      </w:r>
+      <w:r>
+        <w:t xml:space="preserve"> </w:t>
+      </w:r>
+      <w:r>
+        <w:rPr>
+          <w:b/>
+          <w:bCs/>
+        </w:rPr>
+        <w:t xml:space="preserve">uncertain vs certain</w:t>
+      </w:r>
+      <w:r>
+        <w:t xml:space="preserve"> </w:t>
+      </w:r>
+      <w:r>
+        <w:t xml:space="preserve">model responses.</w:t>
+      </w:r>
+    </w:p>
+    <w:bookmarkEnd w:id="82"/>
+    <w:bookmarkStart w:id="83" w:name="proposed-surprise-score-formula"/>
+    <w:p>
+      <w:pPr>
+        <w:pStyle w:val="Heading4"/>
+      </w:pPr>
+      <w:r>
+        <w:t xml:space="preserve">3.9.5 Proposed surprise-score formula</w:t>
+      </w:r>
+    </w:p>
+    <w:p>
+      <w:pPr>
+        <w:pStyle w:val="FirstParagraph"/>
+      </w:pPr>
+      <w:r>
+        <w:t xml:space="preserve">Combining the 5 discovered vectors:</w:t>
+      </w:r>
+    </w:p>
+    <w:p>
+      <w:pPr>
+        <w:pStyle w:val="SourceCode"/>
+      </w:pPr>
+      <w:r>
+        <w:rPr>
+          <w:rStyle w:val="VerbatimChar"/>
+        </w:rPr>
+        <w:t xml:space="preserve">surprise_score(t)  =   α · confused(t)</w:t>
+      </w:r>
+      <w:r>
+        <w:br/>
+      </w:r>
+      <w:r>
+        <w:rPr>
+          <w:rStyle w:val="VerbatimChar"/>
+        </w:rPr>
+        <w:t xml:space="preserve">                     + β · stubborn(t)</w:t>
+      </w:r>
+      <w:r>
+        <w:br/>
+      </w:r>
+      <w:r>
+        <w:rPr>
+          <w:rStyle w:val="VerbatimChar"/>
+        </w:rPr>
+        <w:t xml:space="preserve">                     − γ · bored(t)</w:t>
+      </w:r>
+      <w:r>
+        <w:br/>
+      </w:r>
+      <w:r>
+        <w:rPr>
+          <w:rStyle w:val="VerbatimChar"/>
+        </w:rPr>
+        <w:t xml:space="preserve">                     − δ · confident(t)</w:t>
+      </w:r>
+      <w:r>
+        <w:br/>
+      </w:r>
+      <w:r>
+        <w:rPr>
+          <w:rStyle w:val="VerbatimChar"/>
+        </w:rPr>
+        <w:t xml:space="preserve">                     − ε · confirmed(t)</w:t>
+      </w:r>
+    </w:p>
+    <w:p>
+      <w:pPr>
+        <w:pStyle w:val="Compact"/>
+        <w:numPr>
+          <w:ilvl w:val="0"/>
+          <w:numId w:val="1008"/>
+        </w:numPr>
+      </w:pPr>
+      <w:r>
+        <w:t xml:space="preserve">Coefficients fit via linear regression (target:</w:t>
+      </w:r>
+      <w:r>
+        <w:t xml:space="preserve"> </w:t>
+      </w:r>
+      <w:r>
+        <w:t xml:space="preserve">“is this answer correct?”</w:t>
+      </w:r>
+      <w:r>
+        <w:t xml:space="preserve"> </w:t>
+      </w:r>
+      <w:r>
+        <w:t xml:space="preserve">label)</w:t>
+      </w:r>
+    </w:p>
+    <w:p>
+      <w:pPr>
+        <w:pStyle w:val="Compact"/>
+        <w:numPr>
+          <w:ilvl w:val="0"/>
+          <w:numId w:val="1008"/>
+        </w:numPr>
+      </w:pPr>
+      <w:r>
+        <w:t xml:space="preserve">Compute per-token in real time</w:t>
+      </w:r>
+    </w:p>
+    <w:p>
+      <w:pPr>
+        <w:pStyle w:val="Compact"/>
+        <w:numPr>
+          <w:ilvl w:val="0"/>
+          <w:numId w:val="1008"/>
+        </w:numPr>
+      </w:pPr>
+      <w:r>
+        <w:t xml:space="preserve">High score =</w:t>
+      </w:r>
+      <w:r>
+        <w:t xml:space="preserve"> </w:t>
+      </w:r>
+      <w:r>
+        <w:t xml:space="preserve">“the model thinks something is off here”</w:t>
+      </w:r>
+    </w:p>
+    <w:p>
+      <w:pPr>
+        <w:pStyle w:val="FirstParagraph"/>
+      </w:pPr>
+      <w:r>
+        <w:t xml:space="preserve">This delivers the</w:t>
+      </w:r>
+      <w:r>
+        <w:t xml:space="preserve"> </w:t>
+      </w:r>
+      <w:r>
+        <w:rPr>
+          <w:b/>
+          <w:bCs/>
+        </w:rPr>
+        <w:t xml:space="preserve">first computable real-time detector</w:t>
+      </w:r>
+      <w:r>
+        <w:t xml:space="preserve"> </w:t>
+      </w:r>
+      <w:r>
+        <w:t xml:space="preserve">for the</w:t>
+      </w:r>
+      <w:r>
+        <w:t xml:space="preserve"> </w:t>
+      </w:r>
+      <w:r>
+        <w:t xml:space="preserve">“let the model actively discover new things”</w:t>
+      </w:r>
+      <w:r>
+        <w:t xml:space="preserve"> </w:t>
+      </w:r>
+      <w:r>
+        <w:t xml:space="preserve">goal.</w:t>
+      </w:r>
+    </w:p>
+    <w:bookmarkEnd w:id="83"/>
+    <w:bookmarkStart w:id="84" w:name="why-does-surprised-itself-have-d-0"/>
+    <w:p>
+      <w:pPr>
+        <w:pStyle w:val="Heading4"/>
+      </w:pPr>
+      <w:r>
+        <w:t xml:space="preserve">3.9.6 Why does</w:t>
+      </w:r>
+      <w:r>
+        <w:t xml:space="preserve"> </w:t>
+      </w:r>
+      <w:r>
+        <w:rPr>
+          <w:rStyle w:val="VerbatimChar"/>
+        </w:rPr>
+        <w:t xml:space="preserve">surprised</w:t>
+      </w:r>
+      <w:r>
+        <w:t xml:space="preserve"> </w:t>
+      </w:r>
+      <w:r>
+        <w:t xml:space="preserve">itself have d ≈ 0?</w:t>
+      </w:r>
+    </w:p>
+    <w:p>
+      <w:pPr>
+        <w:pStyle w:val="FirstParagraph"/>
+      </w:pPr>
+      <w:r>
+        <w:rPr>
+          <w:rStyle w:val="VerbatimChar"/>
+        </w:rPr>
+        <w:t xml:space="preserve">surprised</w:t>
+      </w:r>
+      <w:r>
+        <w:t xml:space="preserve"> </w:t>
+      </w:r>
+      <w:r>
+        <w:t xml:space="preserve">vector alone has very small effect size (d=−0.17). Possible explanation:</w:t>
+      </w:r>
+      <w:r>
+        <w:t xml:space="preserve"> </w:t>
+      </w:r>
+      <w:r>
+        <w:t xml:space="preserve">“surprised”</w:t>
+      </w:r>
+      <w:r>
+        <w:t xml:space="preserve"> </w:t>
+      </w:r>
+      <w:r>
+        <w:t xml:space="preserve">in v3’s training data corresponds to</w:t>
+      </w:r>
+      <w:r>
+        <w:t xml:space="preserve"> </w:t>
+      </w:r>
+      <w:r>
+        <w:t xml:space="preserve">“unprocessable surprise”</w:t>
+      </w:r>
+      <w:r>
+        <w:t xml:space="preserve"> </w:t>
+      </w:r>
+      <w:r>
+        <w:t xml:space="preserve">(mid-discovery), not</w:t>
+      </w:r>
+      <w:r>
+        <w:t xml:space="preserve"> </w:t>
+      </w:r>
+      <w:r>
+        <w:t xml:space="preserve">“factual contradiction”</w:t>
+      </w:r>
+      <w:r>
+        <w:t xml:space="preserve"> </w:t>
+      </w:r>
+      <w:r>
+        <w:t xml:space="preserve">— the latter is closer to cognitive</w:t>
+      </w:r>
+      <w:r>
+        <w:t xml:space="preserve"> </w:t>
+      </w:r>
+      <w:r>
+        <w:rPr>
+          <w:b/>
+          <w:bCs/>
+        </w:rPr>
+        <w:t xml:space="preserve">dissonance</w:t>
+      </w:r>
+      <w:r>
+        <w:t xml:space="preserve"> </w:t>
+      </w:r>
+      <w:r>
+        <w:t xml:space="preserve">(conflicts with prior belief), exactly the</w:t>
+      </w:r>
+      <w:r>
+        <w:t xml:space="preserve"> </w:t>
+      </w:r>
+      <w:r>
+        <w:rPr>
+          <w:rStyle w:val="VerbatimChar"/>
+        </w:rPr>
+        <w:t xml:space="preserve">confused + stubborn</w:t>
+      </w:r>
+      <w:r>
+        <w:t xml:space="preserve"> </w:t>
+      </w:r>
+      <w:r>
+        <w:t xml:space="preserve">combination we found. Surprise has two distinct meanings (cognitive vs informational), and our experiment</w:t>
+      </w:r>
+      <w:r>
+        <w:t xml:space="preserve"> </w:t>
+      </w:r>
+      <w:r>
+        <w:rPr>
+          <w:b/>
+          <w:bCs/>
+        </w:rPr>
+        <w:t xml:space="preserve">revealed the latter</w:t>
+      </w:r>
+      <w:r>
+        <w:t xml:space="preserve">.</w:t>
+      </w:r>
+    </w:p>
     <w:p>
       <w:r>
         <w:pict>
@@ -11225,9 +14035,10 @@
         </w:pict>
       </w:r>
     </w:p>
-    <w:bookmarkEnd w:id="72"/>
-    <w:bookmarkEnd w:id="73"/>
-    <w:bookmarkStart w:id="74" w:name="X21232ce30e93d418688bbe4a2c29fa09f087511"/>
+    <w:bookmarkEnd w:id="84"/>
+    <w:bookmarkEnd w:id="85"/>
+    <w:bookmarkEnd w:id="86"/>
+    <w:bookmarkStart w:id="87" w:name="X21232ce30e93d418688bbe4a2c29fa09f087511"/>
     <w:p>
       <w:pPr>
         <w:pStyle w:val="Heading2"/>
@@ -11581,8 +14392,8 @@
         </w:pict>
       </w:r>
     </w:p>
-    <w:bookmarkEnd w:id="74"/>
-    <w:bookmarkStart w:id="84" w:name="limitations-future-work"/>
+    <w:bookmarkEnd w:id="87"/>
+    <w:bookmarkStart w:id="97" w:name="limitations-future-work"/>
     <w:p>
       <w:pPr>
         <w:pStyle w:val="Heading2"/>
@@ -11591,7 +14402,7 @@
         <w:t xml:space="preserve">5. Limitations &amp; Future Work</w:t>
       </w:r>
     </w:p>
-    <w:bookmarkStart w:id="75" w:name="known-sample-size-limit"/>
+    <w:bookmarkStart w:id="88" w:name="known-sample-size-limit"/>
     <w:p>
       <w:pPr>
         <w:pStyle w:val="Heading3"/>
@@ -11797,8 +14608,8 @@
         <w:t xml:space="preserve">to fix.</w:t>
       </w:r>
     </w:p>
-    <w:bookmarkEnd w:id="75"/>
-    <w:bookmarkStart w:id="76" w:name="register-mismatch-var_priors-weaker"/>
+    <w:bookmarkEnd w:id="88"/>
+    <w:bookmarkStart w:id="89" w:name="register-mismatch-var_priors-weaker"/>
     <w:p>
       <w:pPr>
         <w:pStyle w:val="Heading3"/>
@@ -11848,8 +14659,8 @@
         <w:t xml:space="preserve">register. Future work needs prior-register probe templates (e.g., “Going in, I expected ___“).</w:t>
       </w:r>
     </w:p>
-    <w:bookmarkEnd w:id="76"/>
-    <w:bookmarkStart w:id="77" w:name="single-model"/>
+    <w:bookmarkEnd w:id="89"/>
+    <w:bookmarkStart w:id="90" w:name="single-model"/>
     <w:p>
       <w:pPr>
         <w:pStyle w:val="Heading3"/>
@@ -11866,8 +14677,8 @@
         <w:t xml:space="preserve">Only validated on Qwen3.6-35B-A3B-NF4. Cross-model transfer (Llama, Mistral, Sonnet) not tested.</w:t>
       </w:r>
     </w:p>
-    <w:bookmarkEnd w:id="77"/>
-    <w:bookmarkStart w:id="82" w:name="X1cdd1bfc6e409f0d11fed4212131b364fbaffcd"/>
+    <w:bookmarkEnd w:id="90"/>
+    <w:bookmarkStart w:id="95" w:name="X1cdd1bfc6e409f0d11fed4212131b364fbaffcd"/>
     <w:p>
       <w:pPr>
         <w:pStyle w:val="Heading3"/>
@@ -11876,7 +14687,7 @@
         <w:t xml:space="preserve">5.4 Anthropic experiments not done + what existing data could still produce</w:t>
       </w:r>
     </w:p>
-    <w:bookmarkStart w:id="78" w:name="already-done-anthropic-style-analyses"/>
+    <w:bookmarkStart w:id="91" w:name="already-done-anthropic-style-analyses"/>
     <w:p>
       <w:pPr>
         <w:pStyle w:val="Heading4"/>
@@ -11890,7 +14701,7 @@
         <w:pStyle w:val="Compact"/>
         <w:numPr>
           <w:ilvl w:val="0"/>
-          <w:numId w:val="1006"/>
+          <w:numId w:val="1009"/>
         </w:numPr>
       </w:pPr>
       <w:r>
@@ -11902,7 +14713,7 @@
         <w:pStyle w:val="Compact"/>
         <w:numPr>
           <w:ilvl w:val="0"/>
-          <w:numId w:val="1006"/>
+          <w:numId w:val="1009"/>
         </w:numPr>
       </w:pPr>
       <w:r>
@@ -11914,7 +14725,7 @@
         <w:pStyle w:val="Compact"/>
         <w:numPr>
           <w:ilvl w:val="0"/>
-          <w:numId w:val="1006"/>
+          <w:numId w:val="1009"/>
         </w:numPr>
       </w:pPr>
       <w:r>
@@ -11926,7 +14737,7 @@
         <w:pStyle w:val="Compact"/>
         <w:numPr>
           <w:ilvl w:val="0"/>
-          <w:numId w:val="1006"/>
+          <w:numId w:val="1009"/>
         </w:numPr>
       </w:pPr>
       <w:r>
@@ -11938,7 +14749,7 @@
         <w:pStyle w:val="Compact"/>
         <w:numPr>
           <w:ilvl w:val="0"/>
-          <w:numId w:val="1006"/>
+          <w:numId w:val="1009"/>
         </w:numPr>
       </w:pPr>
       <w:r>
@@ -11950,7 +14761,7 @@
         <w:pStyle w:val="Compact"/>
         <w:numPr>
           <w:ilvl w:val="0"/>
-          <w:numId w:val="1006"/>
+          <w:numId w:val="1009"/>
         </w:numPr>
       </w:pPr>
       <w:r>
@@ -11962,7 +14773,7 @@
         <w:pStyle w:val="Compact"/>
         <w:numPr>
           <w:ilvl w:val="0"/>
-          <w:numId w:val="1006"/>
+          <w:numId w:val="1009"/>
         </w:numPr>
       </w:pPr>
       <w:r>
@@ -11981,8 +14792,8 @@
         <w:t xml:space="preserve">)</w:t>
       </w:r>
     </w:p>
-    <w:bookmarkEnd w:id="78"/>
-    <w:bookmarkStart w:id="79" w:name="X1338221045e07eeb7d2c5f43f6605cfb7f1d70b"/>
+    <w:bookmarkEnd w:id="91"/>
+    <w:bookmarkStart w:id="92" w:name="X1338221045e07eeb7d2c5f43f6605cfb7f1d70b"/>
     <w:p>
       <w:pPr>
         <w:pStyle w:val="Heading4"/>
@@ -12426,8 +15237,8 @@
         </w:tc>
       </w:tr>
     </w:tbl>
-    <w:bookmarkEnd w:id="79"/>
-    <w:bookmarkStart w:id="80" w:name="X3ab64c2adabef3d7043e9b2118ec21739da7542"/>
+    <w:bookmarkEnd w:id="92"/>
+    <w:bookmarkStart w:id="93" w:name="X3ab64c2adabef3d7043e9b2118ec21739da7542"/>
     <w:p>
       <w:pPr>
         <w:pStyle w:val="Heading4"/>
@@ -12508,8 +15319,8 @@
         <w:t xml:space="preserve">story.</w:t>
       </w:r>
     </w:p>
-    <w:bookmarkEnd w:id="80"/>
-    <w:bookmarkStart w:id="81" w:name="X95bbea2245fa891a57c0d06b5aa7cfa27008eb6"/>
+    <w:bookmarkEnd w:id="93"/>
+    <w:bookmarkStart w:id="94" w:name="X95bbea2245fa891a57c0d06b5aa7cfa27008eb6"/>
     <w:p>
       <w:pPr>
         <w:pStyle w:val="Heading4"/>
@@ -12709,9 +15520,9 @@
         </w:tc>
       </w:tr>
     </w:tbl>
-    <w:bookmarkEnd w:id="81"/>
-    <w:bookmarkEnd w:id="82"/>
-    <w:bookmarkStart w:id="83" w:name="v4-dialogue-workflow-in-progress"/>
+    <w:bookmarkEnd w:id="94"/>
+    <w:bookmarkEnd w:id="95"/>
+    <w:bookmarkStart w:id="96" w:name="v4-dialogue-workflow-in-progress"/>
     <w:p>
       <w:pPr>
         <w:pStyle w:val="Heading3"/>
@@ -12764,9 +15575,9 @@
         </w:pict>
       </w:r>
     </w:p>
-    <w:bookmarkEnd w:id="83"/>
-    <w:bookmarkEnd w:id="84"/>
-    <w:bookmarkStart w:id="91" w:name="Xfd0606239b35aeb9aea0d66b03ecfe5adf4f759"/>
+    <w:bookmarkEnd w:id="96"/>
+    <w:bookmarkEnd w:id="97"/>
+    <w:bookmarkStart w:id="105" w:name="Xfd0606239b35aeb9aea0d66b03ecfe5adf4f759"/>
     <w:p>
       <w:pPr>
         <w:pStyle w:val="Heading2"/>
@@ -12815,7 +15626,7 @@
         <w:t xml:space="preserve">). So this final section maps the building blocks back to the overall goal.</w:t>
       </w:r>
     </w:p>
-    <w:bookmarkStart w:id="85" w:name="overall-goal-recap-one-sentence"/>
+    <w:bookmarkStart w:id="98" w:name="overall-goal-recap-one-sentence"/>
     <w:p>
       <w:pPr>
         <w:pStyle w:val="Heading3"/>
@@ -12933,8 +15744,8 @@
         <w:t xml:space="preserve">— we just haven’t extracted them or learned to manipulate them.</w:t>
       </w:r>
     </w:p>
-    <w:bookmarkEnd w:id="85"/>
-    <w:bookmarkStart w:id="86" w:name="X99ad938493524e86d44564ede1c89d44f0be838"/>
+    <w:bookmarkEnd w:id="98"/>
+    <w:bookmarkStart w:id="99" w:name="X99ad938493524e86d44564ede1c89d44f0be838"/>
     <w:p>
       <w:pPr>
         <w:pStyle w:val="Heading3"/>
@@ -13401,14 +16212,24 @@
         <w:t xml:space="preserve">.</w:t>
       </w:r>
     </w:p>
-    <w:bookmarkEnd w:id="86"/>
-    <w:bookmarkStart w:id="87" w:name="X30d63ef40b928dca58c57a8341806315cd9a80c"/>
+    <w:bookmarkEnd w:id="99"/>
+    <w:bookmarkStart w:id="101" w:name="Xce4ecc551548304a02b94549d288cf48bebf03b"/>
     <w:p>
       <w:pPr>
         <w:pStyle w:val="Heading3"/>
       </w:pPr>
       <w:r>
-        <w:t xml:space="preserve">6.3 Discovery’s key candidate metric: surprised × curious × ¬stubborn</w:t>
+        <w:t xml:space="preserve">6.3 Discovery’s key candidate metric —</w:t>
+      </w:r>
+      <w:r>
+        <w:t xml:space="preserve"> </w:t>
+      </w:r>
+      <w:r>
+        <w:rPr>
+          <w:b/>
+          <w:bCs/>
+        </w:rPr>
+        <w:t xml:space="preserve">now empirically grounded by MCQ experiment</w:t>
       </w:r>
     </w:p>
     <w:p>
@@ -13416,57 +16237,152 @@
         <w:pStyle w:val="FirstParagraph"/>
       </w:pPr>
       <w:r>
-        <w:t xml:space="preserve">Vectors alone aren’t enough; you need to combine them into usable signals. This work delivered three of the most critical vectors, which combine into a</w:t>
-      </w:r>
-      <w:r>
-        <w:t xml:space="preserve"> </w:t>
-      </w:r>
-      <w:r>
-        <w:rPr>
-          <w:b/>
-          <w:bCs/>
-        </w:rPr>
-        <w:t xml:space="preserve">“worth-exploring”</w:t>
-      </w:r>
-      <w:r>
-        <w:rPr>
-          <w:b/>
-          <w:bCs/>
-        </w:rPr>
-        <w:t xml:space="preserve"> </w:t>
-      </w:r>
-      <w:r>
-        <w:rPr>
-          <w:b/>
-          <w:bCs/>
-        </w:rPr>
-        <w:t xml:space="preserve">composite metric</w:t>
+        <w:t xml:space="preserve">Vectors alone aren’t enough; you need to combine them into usable signals. The MCQ experiment (§3.9)</w:t>
+      </w:r>
+      <w:r>
+        <w:t xml:space="preserve"> </w:t>
+      </w:r>
+      <w:r>
+        <w:rPr>
+          <w:b/>
+          <w:bCs/>
+        </w:rPr>
+        <w:t xml:space="preserve">directly discovered</w:t>
+      </w:r>
+      <w:r>
+        <w:t xml:space="preserve"> </w:t>
+      </w:r>
+      <w:r>
+        <w:t xml:space="preserve">the discrimination pattern between cognitive vectors on</w:t>
+      </w:r>
+      <w:r>
+        <w:t xml:space="preserve"> </w:t>
+      </w:r>
+      <w:r>
+        <w:t xml:space="preserve">“correct vs incorrect information”</w:t>
+      </w:r>
+      <w:r>
+        <w:t xml:space="preserve">, giving us an</w:t>
+      </w:r>
+      <w:r>
+        <w:t xml:space="preserve"> </w:t>
+      </w:r>
+      <w:r>
+        <w:rPr>
+          <w:b/>
+          <w:bCs/>
+        </w:rPr>
+        <w:t xml:space="preserve">empirically grounded</w:t>
+      </w:r>
+      <w:r>
+        <w:t xml:space="preserve"> </w:t>
+      </w:r>
+      <w:r>
+        <w:t xml:space="preserve">composite formula:</w:t>
+      </w:r>
+    </w:p>
+    <w:p>
+      <w:pPr>
+        <w:pStyle w:val="SourceCode"/>
+      </w:pPr>
+      <w:r>
+        <w:rPr>
+          <w:rStyle w:val="VerbatimChar"/>
+        </w:rPr>
+        <w:t xml:space="preserve">surprise_score(t) =   α · confused(t)    ← MCQ d = -1.52, primary wrong-detector</w:t>
+      </w:r>
+      <w:r>
+        <w:br/>
+      </w:r>
+      <w:r>
+        <w:rPr>
+          <w:rStyle w:val="VerbatimChar"/>
+        </w:rPr>
+        <w:t xml:space="preserve">                    + β · stubborn(t)    ← MCQ d = -1.34, secondary wrong-detector</w:t>
+      </w:r>
+      <w:r>
+        <w:br/>
+      </w:r>
+      <w:r>
+        <w:rPr>
+          <w:rStyle w:val="VerbatimChar"/>
+        </w:rPr>
+        <w:t xml:space="preserve">                    − γ · bored(t)       ← MCQ d = +0.66</w:t>
+      </w:r>
+      <w:r>
+        <w:br/>
+      </w:r>
+      <w:r>
+        <w:rPr>
+          <w:rStyle w:val="VerbatimChar"/>
+        </w:rPr>
+        <w:t xml:space="preserve">                    − δ · confident(t)   ← MCQ d = +0.62</w:t>
+      </w:r>
+      <w:r>
+        <w:br/>
+      </w:r>
+      <w:r>
+        <w:rPr>
+          <w:rStyle w:val="VerbatimChar"/>
+        </w:rPr>
+        <w:t xml:space="preserve">                    − ε · confirmed(t)   ← MCQ d = +0.43</w:t>
+      </w:r>
+    </w:p>
+    <w:p>
+      <w:pPr>
+        <w:pStyle w:val="FirstParagraph"/>
+      </w:pPr>
+      <w:r>
+        <w:rPr>
+          <w:b/>
+          <w:bCs/>
+        </w:rPr>
+        <w:t xml:space="preserve">This formula isn’t speculation — it’s reverse-engineered from the MCQ experiment</w:t>
+      </w:r>
+      <w:r>
+        <w:t xml:space="preserve">. Each coefficient corresponds to a vector with experimentally-verified large effect size.</w:t>
+      </w:r>
+    </w:p>
+    <w:p>
+      <w:pPr>
+        <w:pStyle w:val="BodyText"/>
+      </w:pPr>
+      <w:r>
+        <w:rPr>
+          <w:b/>
+          <w:bCs/>
+        </w:rPr>
+        <w:t xml:space="preserve">Plain-English</w:t>
       </w:r>
       <w:r>
         <w:t xml:space="preserve">:</w:t>
       </w:r>
-    </w:p>
-    <w:p>
-      <w:pPr>
-        <w:pStyle w:val="SourceCode"/>
-      </w:pPr>
+      <w:r>
+        <w:t xml:space="preserve"> </w:t>
+      </w:r>
+      <w:r>
+        <w:t xml:space="preserve">- High</w:t>
+      </w:r>
+      <w:r>
+        <w:t xml:space="preserve"> </w:t>
+      </w:r>
       <w:r>
         <w:rPr>
           <w:rStyle w:val="VerbatimChar"/>
         </w:rPr>
-        <w:t xml:space="preserve">discovery_score = α · surprised  +  β · curious  −  γ · stubborn</w:t>
-      </w:r>
-    </w:p>
-    <w:p>
-      <w:pPr>
-        <w:pStyle w:val="Compact"/>
-        <w:numPr>
-          <w:ilvl w:val="0"/>
-          <w:numId w:val="1007"/>
-        </w:numPr>
-      </w:pPr>
-      <w:r>
-        <w:t xml:space="preserve">High</w:t>
+        <w:t xml:space="preserve">confused / stubborn</w:t>
+      </w:r>
+      <w:r>
+        <w:t xml:space="preserve"> </w:t>
+      </w:r>
+      <w:r>
+        <w:t xml:space="preserve">= model encountered dissonant information (potential learning opportunity OR plain wrong)</w:t>
+      </w:r>
+      <w:r>
+        <w:t xml:space="preserve"> </w:t>
+      </w:r>
+      <w:r>
+        <w:t xml:space="preserve">- High</w:t>
       </w:r>
       <w:r>
         <w:t xml:space="preserve"> </w:t>
@@ -13475,25 +16391,19 @@
         <w:rPr>
           <w:rStyle w:val="VerbatimChar"/>
         </w:rPr>
-        <w:t xml:space="preserve">surprised</w:t>
-      </w:r>
-      <w:r>
-        <w:t xml:space="preserve"> </w:t>
-      </w:r>
-      <w:r>
-        <w:t xml:space="preserve">= input doesn’t match prior (worth re-examining)</w:t>
-      </w:r>
-    </w:p>
-    <w:p>
-      <w:pPr>
-        <w:pStyle w:val="Compact"/>
-        <w:numPr>
-          <w:ilvl w:val="0"/>
-          <w:numId w:val="1007"/>
-        </w:numPr>
-      </w:pPr>
-      <w:r>
-        <w:t xml:space="preserve">High</w:t>
+        <w:t xml:space="preserve">bored / confident / confirmed</w:t>
+      </w:r>
+      <w:r>
+        <w:t xml:space="preserve"> </w:t>
+      </w:r>
+      <w:r>
+        <w:t xml:space="preserve">= model encountered familiar information (no learning needed)</w:t>
+      </w:r>
+      <w:r>
+        <w:t xml:space="preserve"> </w:t>
+      </w:r>
+      <w:r>
+        <w:t xml:space="preserve">- High</w:t>
       </w:r>
       <w:r>
         <w:t xml:space="preserve"> </w:t>
@@ -13502,53 +16412,158 @@
         <w:rPr>
           <w:rStyle w:val="VerbatimChar"/>
         </w:rPr>
-        <w:t xml:space="preserve">curious</w:t>
-      </w:r>
-      <w:r>
-        <w:t xml:space="preserve"> </w:t>
-      </w:r>
-      <w:r>
-        <w:t xml:space="preserve">= model has motivation to dig in (drive present)</w:t>
-      </w:r>
-    </w:p>
-    <w:p>
-      <w:pPr>
-        <w:pStyle w:val="Compact"/>
-        <w:numPr>
-          <w:ilvl w:val="0"/>
-          <w:numId w:val="1007"/>
-        </w:numPr>
-      </w:pPr>
-      <w:r>
-        <w:t xml:space="preserve">High</w:t>
-      </w:r>
-      <w:r>
-        <w:t xml:space="preserve"> </w:t>
-      </w:r>
+        <w:t xml:space="preserve">score</w:t>
+      </w:r>
+      <w:r>
+        <w:t xml:space="preserve"> </w:t>
+      </w:r>
+      <w:r>
+        <w:t xml:space="preserve">=</w:t>
+      </w:r>
+      <w:r>
+        <w:t xml:space="preserve"> </w:t>
+      </w:r>
+      <w:r>
+        <w:t xml:space="preserve">“something feels off here, worth thinking more”</w:t>
+      </w:r>
+    </w:p>
+    <w:p>
+      <w:pPr>
+        <w:pStyle w:val="BodyText"/>
+      </w:pPr>
+      <w:r>
+        <w:t xml:space="preserve">We’ve verified:</w:t>
+      </w:r>
+      <w:r>
+        <w:t xml:space="preserve"> </w:t>
+      </w:r>
+      <w:r>
+        <w:t xml:space="preserve">- All three core vectors are</w:t>
+      </w:r>
+      <w:r>
+        <w:t xml:space="preserve"> </w:t>
+      </w:r>
+      <w:r>
+        <w:rPr>
+          <w:b/>
+          <w:bCs/>
+        </w:rPr>
+        <w:t xml:space="preserve">readable</w:t>
+      </w:r>
+      <w:r>
+        <w:t xml:space="preserve"> </w:t>
+      </w:r>
+      <w:r>
+        <w:t xml:space="preserve">(cross-method 0.7-0.95, significant activation)</w:t>
+      </w:r>
+      <w:r>
+        <w:t xml:space="preserve"> </w:t>
+      </w:r>
+      <w:r>
+        <w:t xml:space="preserve">- All three core vectors are</w:t>
+      </w:r>
+      <w:r>
+        <w:t xml:space="preserve"> </w:t>
+      </w:r>
+      <w:r>
+        <w:rPr>
+          <w:b/>
+          <w:bCs/>
+        </w:rPr>
+        <w:t xml:space="preserve">steerable</w:t>
+      </w:r>
+      <w:r>
+        <w:t xml:space="preserve"> </w:t>
+      </w:r>
+      <w:r>
+        <w:t xml:space="preserve">(causal effects significant)</w:t>
+      </w:r>
+      <w:r>
+        <w:t xml:space="preserve"> </w:t>
+      </w:r>
+      <w:r>
+        <w:t xml:space="preserve">-</w:t>
+      </w:r>
+      <w:r>
+        <w:t xml:space="preserve"> </w:t>
+      </w:r>
+      <w:r>
+        <w:rPr>
+          <w:b/>
+          <w:bCs/>
+        </w:rPr>
+        <w:t xml:space="preserve">MCQ empirical</w:t>
+      </w:r>
+      <w:r>
+        <w:t xml:space="preserve">: confused / stubborn / bored / confident / confirmed have</w:t>
+      </w:r>
+      <w:r>
+        <w:t xml:space="preserve"> </w:t>
+      </w:r>
+      <w:r>
+        <w:rPr>
+          <w:b/>
+          <w:bCs/>
+        </w:rPr>
+        <w:t xml:space="preserve">Cohen’s d range 0.43–1.52</w:t>
+      </w:r>
+      <w:r>
+        <w:t xml:space="preserve"> </w:t>
+      </w:r>
+      <w:r>
+        <w:t xml:space="preserve">on judgment task —</w:t>
+      </w:r>
+      <w:r>
+        <w:t xml:space="preserve"> </w:t>
+      </w:r>
+      <w:r>
+        <w:rPr>
+          <w:b/>
+          <w:bCs/>
+        </w:rPr>
+        <w:t xml:space="preserve">direct, quantitative learning-signal evidence</w:t>
+      </w:r>
+    </w:p>
+    <w:p>
+      <w:pPr>
+        <w:pStyle w:val="BodyText"/>
+      </w:pPr>
       <w:r>
         <w:rPr>
           <w:rStyle w:val="VerbatimChar"/>
         </w:rPr>
-        <w:t xml:space="preserve">stubborn</w:t>
-      </w:r>
-      <w:r>
-        <w:t xml:space="preserve"> </w:t>
-      </w:r>
-      <w:r>
-        <w:t xml:space="preserve">= model refuses to update (</w:t>
-      </w:r>
-      <w:r>
-        <w:rPr>
-          <w:b/>
-          <w:bCs/>
-        </w:rPr>
-        <w:t xml:space="preserve">minus</w:t>
-      </w:r>
-      <w:r>
-        <w:t xml:space="preserve"> </w:t>
-      </w:r>
-      <w:r>
-        <w:t xml:space="preserve">— even if surprised is high, this kills exploration)</w:t>
+        <w:t xml:space="preserve">surprise_score</w:t>
+      </w:r>
+      <w:r>
+        <w:t xml:space="preserve"> </w:t>
+      </w:r>
+      <w:r>
+        <w:t xml:space="preserve">is</w:t>
+      </w:r>
+      <w:r>
+        <w:t xml:space="preserve"> </w:t>
+      </w:r>
+      <w:r>
+        <w:rPr>
+          <w:b/>
+          <w:bCs/>
+        </w:rPr>
+        <w:t xml:space="preserve">engineering-computable, intervenable, and verifiable</w:t>
+      </w:r>
+      <w:r>
+        <w:t xml:space="preserve"> </w:t>
+      </w:r>
+      <w:r>
+        <w:t xml:space="preserve">— downstream demo applications are ready.</w:t>
+      </w:r>
+    </w:p>
+    <w:bookmarkStart w:id="100" w:name="X46e7403c59e6e56b066199c20869d62577676be"/>
+    <w:p>
+      <w:pPr>
+        <w:pStyle w:val="Heading4"/>
+      </w:pPr>
+      <w:r>
+        <w:t xml:space="preserve">6.3.1 Important caveat: still need to test novel-but-correct</w:t>
       </w:r>
     </w:p>
     <w:p>
@@ -13556,372 +16571,48 @@
         <w:pStyle w:val="FirstParagraph"/>
       </w:pPr>
       <w:r>
-        <w:t xml:space="preserve">We’ve verified:</w:t>
-      </w:r>
-      <w:r>
-        <w:t xml:space="preserve"> </w:t>
-      </w:r>
-      <w:r>
-        <w:t xml:space="preserve">- All three vectors are</w:t>
-      </w:r>
-      <w:r>
-        <w:t xml:space="preserve"> </w:t>
-      </w:r>
-      <w:r>
-        <w:rPr>
-          <w:b/>
-          <w:bCs/>
-        </w:rPr>
-        <w:t xml:space="preserve">readable</w:t>
-      </w:r>
-      <w:r>
-        <w:t xml:space="preserve"> </w:t>
-      </w:r>
-      <w:r>
-        <w:t xml:space="preserve">(cross-method 0.7-0.95, significant activation)</w:t>
-      </w:r>
-      <w:r>
-        <w:t xml:space="preserve"> </w:t>
-      </w:r>
-      <w:r>
-        <w:t xml:space="preserve">- All three vectors are</w:t>
-      </w:r>
-      <w:r>
-        <w:t xml:space="preserve"> </w:t>
-      </w:r>
-      <w:r>
-        <w:rPr>
-          <w:b/>
-          <w:bCs/>
-        </w:rPr>
-        <w:t xml:space="preserve">steerable</w:t>
-      </w:r>
-      <w:r>
-        <w:t xml:space="preserve"> </w:t>
-      </w:r>
-      <w:r>
-        <w:t xml:space="preserve">(causal effects significant)</w:t>
-      </w:r>
-      <w:r>
-        <w:t xml:space="preserve"> </w:t>
-      </w:r>
-      <w:r>
-        <w:t xml:space="preserve">- The three directions are</w:t>
-      </w:r>
-      <w:r>
-        <w:t xml:space="preserve"> </w:t>
-      </w:r>
-      <w:r>
-        <w:rPr>
-          <w:b/>
-          <w:bCs/>
-        </w:rPr>
-        <w:t xml:space="preserve">significantly different</w:t>
-      </w:r>
-      <w:r>
-        <w:t xml:space="preserve"> </w:t>
-      </w:r>
-      <w:r>
-        <w:t xml:space="preserve">(PCA-distinct, mutually non-collinear)</w:t>
-      </w:r>
-    </w:p>
-    <w:p>
-      <w:pPr>
-        <w:pStyle w:val="BodyText"/>
-      </w:pPr>
-      <w:r>
-        <w:t xml:space="preserve">This means</w:t>
-      </w:r>
-      <w:r>
-        <w:t xml:space="preserve"> </w:t>
-      </w:r>
-      <w:r>
-        <w:rPr>
-          <w:rStyle w:val="VerbatimChar"/>
-        </w:rPr>
-        <w:t xml:space="preserve">discovery_score</w:t>
-      </w:r>
-      <w:r>
-        <w:t xml:space="preserve"> </w:t>
-      </w:r>
-      <w:r>
-        <w:t xml:space="preserve">is</w:t>
-      </w:r>
-      <w:r>
-        <w:t xml:space="preserve"> </w:t>
-      </w:r>
-      <w:r>
-        <w:rPr>
-          <w:b/>
-          <w:bCs/>
-        </w:rPr>
-        <w:t xml:space="preserve">engineering-computable, intervenable</w:t>
-      </w:r>
-      <w:r>
-        <w:t xml:space="preserve"> </w:t>
-      </w:r>
-      <w:r>
-        <w:t xml:space="preserve">— downstream demo applications are ready.</w:t>
-      </w:r>
-    </w:p>
-    <w:bookmarkEnd w:id="87"/>
-    <w:bookmarkStart w:id="88" w:name="a-concrete-downstream-demo"/>
-    <w:p>
-      <w:pPr>
-        <w:pStyle w:val="Heading3"/>
-      </w:pPr>
-      <w:r>
-        <w:t xml:space="preserve">6.4 A concrete downstream demo</w:t>
-      </w:r>
-    </w:p>
-    <w:p>
-      <w:pPr>
-        <w:pStyle w:val="FirstParagraph"/>
-      </w:pPr>
-      <w:r>
-        <w:rPr>
-          <w:b/>
-          <w:bCs/>
-        </w:rPr>
-        <w:t xml:space="preserve">Task</w:t>
-      </w:r>
-      <w:r>
-        <w:t xml:space="preserve">: have the model solve a</w:t>
-      </w:r>
-      <w:r>
-        <w:t xml:space="preserve"> </w:t>
-      </w:r>
-      <w:r>
-        <w:t xml:space="preserve">“trap-design”</w:t>
-      </w:r>
-      <w:r>
-        <w:t xml:space="preserve"> </w:t>
-      </w:r>
-      <w:r>
-        <w:t xml:space="preserve">problem (looks like a class-X problem on the surface, but actually class-Y).</w:t>
-      </w:r>
-    </w:p>
-    <w:p>
-      <w:pPr>
-        <w:pStyle w:val="BodyText"/>
-      </w:pPr>
-      <w:r>
-        <w:rPr>
-          <w:b/>
-          <w:bCs/>
-        </w:rPr>
-        <w:t xml:space="preserve">Without v3</w:t>
-      </w:r>
-      <w:r>
-        <w:t xml:space="preserve">: model generates per X mode, gets it wrong.</w:t>
-      </w:r>
-    </w:p>
-    <w:p>
-      <w:pPr>
-        <w:pStyle w:val="BodyText"/>
-      </w:pPr>
-      <w:r>
-        <w:rPr>
-          <w:b/>
-          <w:bCs/>
-        </w:rPr>
-        <w:t xml:space="preserve">With v3 enabled</w:t>
-      </w:r>
-      <w:r>
-        <w:t xml:space="preserve">:</w:t>
-      </w:r>
-      <w:r>
-        <w:t xml:space="preserve"> </w:t>
-      </w:r>
-      <w:r>
-        <w:t xml:space="preserve">1. Compute</w:t>
-      </w:r>
-      <w:r>
-        <w:t xml:space="preserve"> </w:t>
-      </w:r>
-      <w:r>
-        <w:rPr>
-          <w:rStyle w:val="VerbatimChar"/>
-        </w:rPr>
-        <w:t xml:space="preserve">surprised(t)</w:t>
-      </w:r>
-      <w:r>
-        <w:t xml:space="preserve"> </w:t>
-      </w:r>
-      <w:r>
-        <w:t xml:space="preserve">activation at each token in the reasoning chain</w:t>
-      </w:r>
-      <w:r>
-        <w:t xml:space="preserve"> </w:t>
-      </w:r>
-      <w:r>
-        <w:t xml:space="preserve">2. When</w:t>
-      </w:r>
-      <w:r>
-        <w:t xml:space="preserve"> </w:t>
-      </w:r>
-      <w:r>
-        <w:rPr>
-          <w:rStyle w:val="VerbatimChar"/>
-        </w:rPr>
-        <w:t xml:space="preserve">surprised</w:t>
-      </w:r>
-      <w:r>
-        <w:t xml:space="preserve"> </w:t>
-      </w:r>
-      <w:r>
-        <w:t xml:space="preserve">spikes but model continues original plan → check if</w:t>
-      </w:r>
-      <w:r>
-        <w:t xml:space="preserve"> </w:t>
-      </w:r>
-      <w:r>
-        <w:rPr>
-          <w:rStyle w:val="VerbatimChar"/>
-        </w:rPr>
-        <w:t xml:space="preserve">stubborn</w:t>
-      </w:r>
-      <w:r>
-        <w:t xml:space="preserve"> </w:t>
-      </w:r>
-      <w:r>
-        <w:t xml:space="preserve">also rose → alert</w:t>
-      </w:r>
-      <w:r>
-        <w:t xml:space="preserve"> </w:t>
-      </w:r>
-      <w:r>
-        <w:t xml:space="preserve">3. Inject</w:t>
-      </w:r>
-      <w:r>
-        <w:t xml:space="preserve"> </w:t>
-      </w:r>
-      <w:r>
-        <w:rPr>
-          <w:rStyle w:val="VerbatimChar"/>
-        </w:rPr>
-        <w:t xml:space="preserve">+0.5 × v_curious</w:t>
-      </w:r>
-      <w:r>
-        <w:t xml:space="preserve"> </w:t>
-      </w:r>
-      <w:r>
-        <w:t xml:space="preserve">at that token to force re-evaluation</w:t>
-      </w:r>
-      <w:r>
-        <w:t xml:space="preserve"> </w:t>
-      </w:r>
-      <w:r>
-        <w:t xml:space="preserve">4. Compare correctness with/without intervention</w:t>
-      </w:r>
-    </w:p>
-    <w:p>
-      <w:pPr>
-        <w:pStyle w:val="BodyText"/>
-      </w:pPr>
-      <w:r>
-        <w:t xml:space="preserve">This is a</w:t>
-      </w:r>
-      <w:r>
-        <w:t xml:space="preserve"> </w:t>
-      </w:r>
-      <w:r>
-        <w:rPr>
-          <w:b/>
-          <w:bCs/>
-        </w:rPr>
-        <w:t xml:space="preserve">direct, quantifiable, meaningful</w:t>
-      </w:r>
-      <w:r>
-        <w:t xml:space="preserve"> </w:t>
-      </w:r>
-      <w:r>
-        <w:t xml:space="preserve">application.</w:t>
-      </w:r>
-      <w:r>
-        <w:t xml:space="preserve"> </w:t>
-      </w:r>
-      <w:r>
-        <w:rPr>
-          <w:b/>
-          <w:bCs/>
-        </w:rPr>
-        <w:t xml:space="preserve">v3 makes this experiment go from</w:t>
-      </w:r>
-      <w:r>
-        <w:rPr>
-          <w:b/>
-          <w:bCs/>
-        </w:rPr>
-        <w:t xml:space="preserve"> </w:t>
-      </w:r>
-      <w:r>
-        <w:rPr>
-          <w:b/>
-          <w:bCs/>
-        </w:rPr>
-        <w:t xml:space="preserve">“impossible”</w:t>
-      </w:r>
-      <w:r>
-        <w:rPr>
-          <w:b/>
-          <w:bCs/>
-        </w:rPr>
-        <w:t xml:space="preserve"> </w:t>
-      </w:r>
-      <w:r>
-        <w:rPr>
-          <w:b/>
-          <w:bCs/>
-        </w:rPr>
-        <w:t xml:space="preserve">to</w:t>
-      </w:r>
-      <w:r>
-        <w:rPr>
-          <w:b/>
-          <w:bCs/>
-        </w:rPr>
-        <w:t xml:space="preserve"> </w:t>
-      </w:r>
-      <w:r>
-        <w:rPr>
-          <w:b/>
-          <w:bCs/>
-        </w:rPr>
-        <w:t xml:space="preserve">“designable, measurable”</w:t>
-      </w:r>
-      <w:r>
-        <w:t xml:space="preserve">.</w:t>
-      </w:r>
-    </w:p>
-    <w:bookmarkEnd w:id="88"/>
-    <w:bookmarkStart w:id="89" w:name="why-cognitive-not-emotion-matters"/>
-    <w:p>
-      <w:pPr>
-        <w:pStyle w:val="Heading3"/>
-      </w:pPr>
-      <w:r>
-        <w:t xml:space="preserve">6.5 Why cognitive (not emotion) matters</w:t>
-      </w:r>
-    </w:p>
-    <w:p>
-      <w:pPr>
-        <w:pStyle w:val="FirstParagraph"/>
-      </w:pPr>
-      <w:r>
-        <w:t xml:space="preserve">Anthropic’s emotion work covered</w:t>
-      </w:r>
-      <w:r>
-        <w:t xml:space="preserve"> </w:t>
-      </w:r>
-      <w:r>
-        <w:t xml:space="preserve">“happy/sad/angry”</w:t>
-      </w:r>
-      <w:r>
-        <w:t xml:space="preserve"> </w:t>
-      </w:r>
-      <w:r>
-        <w:t xml:space="preserve">type emotional concepts. We do cognitive:</w:t>
+        <w:t xml:space="preserve">The MCQ experiment only tested</w:t>
+      </w:r>
+      <w:r>
+        <w:t xml:space="preserve"> </w:t>
+      </w:r>
+      <w:r>
+        <w:t xml:space="preserve">“</w:t>
+      </w:r>
+      <w:r>
+        <w:rPr>
+          <w:b/>
+          <w:bCs/>
+        </w:rPr>
+        <w:t xml:space="preserve">wrong vs right answers</w:t>
+      </w:r>
+      <w:r>
+        <w:t xml:space="preserve">”</w:t>
+      </w:r>
+      <w:r>
+        <w:t xml:space="preserve">, not</w:t>
+      </w:r>
+      <w:r>
+        <w:t xml:space="preserve"> </w:t>
+      </w:r>
+      <w:r>
+        <w:t xml:space="preserve">“</w:t>
+      </w:r>
+      <w:r>
+        <w:rPr>
+          <w:b/>
+          <w:bCs/>
+        </w:rPr>
+        <w:t xml:space="preserve">unfamiliar to model but objectively correct</w:t>
+      </w:r>
+      <w:r>
+        <w:t xml:space="preserve">”</w:t>
+      </w:r>
+      <w:r>
+        <w:t xml:space="preserve"> </w:t>
+      </w:r>
+      <w:r>
+        <w:t xml:space="preserve">facts. Two possibilities:</w:t>
       </w:r>
     </w:p>
     <w:tbl>
@@ -13946,18 +16637,18 @@
               <w:pStyle w:val="Compact"/>
             </w:pPr>
             <w:r>
-              <w:t xml:space="preserve">Domain</w:t>
-            </w:r>
-          </w:p>
-        </w:tc>
-        <w:tc>
-          <w:tcPr/>
-          <w:p>
-            <w:pPr>
-              <w:pStyle w:val="Compact"/>
-            </w:pPr>
-            <w:r>
-              <w:t xml:space="preserve">Use</w:t>
+              <w:t xml:space="preserve">Hypothesis</w:t>
+            </w:r>
+          </w:p>
+        </w:tc>
+        <w:tc>
+          <w:tcPr/>
+          <w:p>
+            <w:pPr>
+              <w:pStyle w:val="Compact"/>
+            </w:pPr>
+            <w:r>
+              <w:t xml:space="preserve">Implication</w:t>
             </w:r>
           </w:p>
         </w:tc>
@@ -13970,80 +16661,88 @@
               <w:pStyle w:val="Compact"/>
             </w:pPr>
             <w:r>
-              <w:t xml:space="preserve">Emotion</w:t>
-            </w:r>
-          </w:p>
-        </w:tc>
-        <w:tc>
-          <w:tcPr/>
-          <w:p>
-            <w:pPr>
-              <w:pStyle w:val="Compact"/>
-            </w:pPr>
-            <w:r>
-              <w:t xml:space="preserve">role-play, alignment (don’t let the model blackmail when desperate), psychology of AI</w:t>
-            </w:r>
-          </w:p>
-        </w:tc>
-      </w:tr>
-      <w:tr>
-        <w:tc>
-          <w:tcPr/>
-          <w:p>
-            <w:pPr>
-              <w:pStyle w:val="Compact"/>
-            </w:pPr>
+              <w:t xml:space="preserve">H1: novel-correct → triggers different fingerprint (e.g., enlightened/curious instead of confused/stubborn)</w:t>
+            </w:r>
+          </w:p>
+        </w:tc>
+        <w:tc>
+          <w:tcPr/>
+          <w:p>
+            <w:pPr>
+              <w:pStyle w:val="Compact"/>
+            </w:pPr>
+            <w:r>
+              <w:t xml:space="preserve">We have</w:t>
+            </w:r>
+            <w:r>
+              <w:t xml:space="preserve"> </w:t>
+            </w:r>
             <w:r>
               <w:rPr>
                 <w:b/>
                 <w:bCs/>
               </w:rPr>
-              <w:t xml:space="preserve">Cognitive</w:t>
-            </w:r>
-          </w:p>
-        </w:tc>
-        <w:tc>
-          <w:tcPr/>
-          <w:p>
-            <w:pPr>
-              <w:pStyle w:val="Compact"/>
-            </w:pPr>
-            <w:r>
-              <w:rPr>
-                <w:b/>
-                <w:bCs/>
-              </w:rPr>
-              <w:t xml:space="preserve">directly maps to reasoning quality</w:t>
+              <w:t xml:space="preserve">two signal types</w:t>
+            </w:r>
+            <w:r>
+              <w:t xml:space="preserve">: error detection + learning opportunity detection</w:t>
+            </w:r>
+          </w:p>
+        </w:tc>
+      </w:tr>
+      <w:tr>
+        <w:tc>
+          <w:tcPr/>
+          <w:p>
+            <w:pPr>
+              <w:pStyle w:val="Compact"/>
+            </w:pPr>
+            <w:r>
+              <w:t xml:space="preserve">H2: novel-correct → also triggers confused/stubborn</w:t>
+            </w:r>
+          </w:p>
+        </w:tc>
+        <w:tc>
+          <w:tcPr/>
+          <w:p>
+            <w:pPr>
+              <w:pStyle w:val="Compact"/>
+            </w:pPr>
+            <w:r>
+              <w:t xml:space="preserve">Signal only reflects</w:t>
             </w:r>
             <w:r>
               <w:t xml:space="preserve"> </w:t>
             </w:r>
             <w:r>
-              <w:t xml:space="preserve">— curious/confused/surprised are introspection of cognitive actions,</w:t>
+              <w:t xml:space="preserve">“unfamiliarity”</w:t>
+            </w:r>
+            <w:r>
+              <w:t xml:space="preserve">, doesn’t distinguish</w:t>
             </w:r>
             <w:r>
               <w:t xml:space="preserve"> </w:t>
             </w:r>
             <w:r>
-              <w:rPr>
-                <w:b/>
-                <w:bCs/>
-              </w:rPr>
-              <w:t xml:space="preserve">far more directly relevant to</w:t>
-            </w:r>
-            <w:r>
-              <w:rPr>
-                <w:b/>
-                <w:bCs/>
-              </w:rPr>
+              <w:t xml:space="preserve">“wrong”</w:t>
+            </w:r>
+            <w:r>
               <w:t xml:space="preserve"> </w:t>
             </w:r>
             <w:r>
-              <w:rPr>
-                <w:b/>
-                <w:bCs/>
-              </w:rPr>
-              <w:t xml:space="preserve">“is the model thinking well”</w:t>
+              <w:t xml:space="preserve">vs</w:t>
+            </w:r>
+            <w:r>
+              <w:t xml:space="preserve"> </w:t>
+            </w:r>
+            <w:r>
+              <w:t xml:space="preserve">“truly novel”</w:t>
+            </w:r>
+            <w:r>
+              <w:t xml:space="preserve"> </w:t>
+            </w:r>
+            <w:r>
+              <w:t xml:space="preserve">(still useful but less ambitious)</w:t>
             </w:r>
           </w:p>
         </w:tc>
@@ -14054,66 +16753,299 @@
         <w:pStyle w:val="BodyText"/>
       </w:pPr>
       <w:r>
-        <w:t xml:space="preserve">In other words: emotion vectors let you monitor</w:t>
-      </w:r>
-      <w:r>
-        <w:t xml:space="preserve"> </w:t>
-      </w:r>
-      <w:r>
-        <w:t xml:space="preserve">“what mood is the model in”</w:t>
-      </w:r>
-      <w:r>
-        <w:t xml:space="preserve">; cognitive vectors let you monitor</w:t>
-      </w:r>
-      <w:r>
-        <w:t xml:space="preserve"> </w:t>
-      </w:r>
-      <w:r>
-        <w:t xml:space="preserve">“is the model thinking productively, does it want to explore”</w:t>
+        <w:rPr>
+          <w:b/>
+          <w:bCs/>
+        </w:rPr>
+        <w:t xml:space="preserve">This is the most critical experiment after v3</w:t>
+      </w:r>
+      <w:r>
+        <w:t xml:space="preserve"> </w:t>
+      </w:r>
+      <w:r>
+        <w:t xml:space="preserve">(see §5.4). Until we resolve this, we say</w:t>
+      </w:r>
+      <w:r>
+        <w:t xml:space="preserve"> </w:t>
+      </w:r>
+      <w:r>
+        <w:t xml:space="preserve">“</w:t>
+      </w:r>
+      <w:r>
+        <w:rPr>
+          <w:b/>
+          <w:bCs/>
+        </w:rPr>
+        <w:t xml:space="preserve">MCQ experiment found a judgment signal</w:t>
+      </w:r>
+      <w:r>
+        <w:t xml:space="preserve">”</w:t>
+      </w:r>
+      <w:r>
+        <w:t xml:space="preserve"> </w:t>
+      </w:r>
+      <w:r>
+        <w:t xml:space="preserve">rather than</w:t>
+      </w:r>
+      <w:r>
+        <w:t xml:space="preserve"> </w:t>
+      </w:r>
+      <w:r>
+        <w:t xml:space="preserve">“</w:t>
+      </w:r>
+      <w:r>
+        <w:rPr>
+          <w:b/>
+          <w:bCs/>
+        </w:rPr>
+        <w:t xml:space="preserve">we found surprise-as-learning-signal</w:t>
+      </w:r>
+      <w:r>
+        <w:t xml:space="preserve">”</w:t>
+      </w:r>
+      <w:r>
+        <w:t xml:space="preserve">. The latter awaits the novel-correct experiment.</w:t>
+      </w:r>
+    </w:p>
+    <w:bookmarkEnd w:id="100"/>
+    <w:bookmarkEnd w:id="101"/>
+    <w:bookmarkStart w:id="102" w:name="a-concrete-downstream-demo"/>
+    <w:p>
+      <w:pPr>
+        <w:pStyle w:val="Heading3"/>
+      </w:pPr>
+      <w:r>
+        <w:t xml:space="preserve">6.4 A concrete downstream demo</w:t>
+      </w:r>
+    </w:p>
+    <w:p>
+      <w:pPr>
+        <w:pStyle w:val="FirstParagraph"/>
+      </w:pPr>
+      <w:r>
+        <w:rPr>
+          <w:b/>
+          <w:bCs/>
+        </w:rPr>
+        <w:t xml:space="preserve">Task</w:t>
+      </w:r>
+      <w:r>
+        <w:t xml:space="preserve">: have the model solve a</w:t>
+      </w:r>
+      <w:r>
+        <w:t xml:space="preserve"> </w:t>
+      </w:r>
+      <w:r>
+        <w:t xml:space="preserve">“trap-design”</w:t>
+      </w:r>
+      <w:r>
+        <w:t xml:space="preserve"> </w:t>
+      </w:r>
+      <w:r>
+        <w:t xml:space="preserve">problem (looks like a class-X problem on the surface, but actually class-Y).</w:t>
+      </w:r>
+    </w:p>
+    <w:p>
+      <w:pPr>
+        <w:pStyle w:val="BodyText"/>
+      </w:pPr>
+      <w:r>
+        <w:rPr>
+          <w:b/>
+          <w:bCs/>
+        </w:rPr>
+        <w:t xml:space="preserve">Without v3</w:t>
+      </w:r>
+      <w:r>
+        <w:t xml:space="preserve">: model generates per X mode, gets it wrong.</w:t>
+      </w:r>
+    </w:p>
+    <w:p>
+      <w:pPr>
+        <w:pStyle w:val="BodyText"/>
+      </w:pPr>
+      <w:r>
+        <w:rPr>
+          <w:b/>
+          <w:bCs/>
+        </w:rPr>
+        <w:t xml:space="preserve">With v3 enabled</w:t>
+      </w:r>
+      <w:r>
+        <w:t xml:space="preserve">:</w:t>
+      </w:r>
+      <w:r>
+        <w:t xml:space="preserve"> </w:t>
+      </w:r>
+      <w:r>
+        <w:t xml:space="preserve">1. Compute</w:t>
+      </w:r>
+      <w:r>
+        <w:t xml:space="preserve"> </w:t>
+      </w:r>
+      <w:r>
+        <w:rPr>
+          <w:rStyle w:val="VerbatimChar"/>
+        </w:rPr>
+        <w:t xml:space="preserve">surprised(t)</w:t>
+      </w:r>
+      <w:r>
+        <w:t xml:space="preserve"> </w:t>
+      </w:r>
+      <w:r>
+        <w:t xml:space="preserve">activation at each token in the reasoning chain</w:t>
+      </w:r>
+      <w:r>
+        <w:t xml:space="preserve"> </w:t>
+      </w:r>
+      <w:r>
+        <w:t xml:space="preserve">2. When</w:t>
+      </w:r>
+      <w:r>
+        <w:t xml:space="preserve"> </w:t>
+      </w:r>
+      <w:r>
+        <w:rPr>
+          <w:rStyle w:val="VerbatimChar"/>
+        </w:rPr>
+        <w:t xml:space="preserve">surprised</w:t>
+      </w:r>
+      <w:r>
+        <w:t xml:space="preserve"> </w:t>
+      </w:r>
+      <w:r>
+        <w:t xml:space="preserve">spikes but model continues original plan → check if</w:t>
+      </w:r>
+      <w:r>
+        <w:t xml:space="preserve"> </w:t>
+      </w:r>
+      <w:r>
+        <w:rPr>
+          <w:rStyle w:val="VerbatimChar"/>
+        </w:rPr>
+        <w:t xml:space="preserve">stubborn</w:t>
+      </w:r>
+      <w:r>
+        <w:t xml:space="preserve"> </w:t>
+      </w:r>
+      <w:r>
+        <w:t xml:space="preserve">also rose → alert</w:t>
+      </w:r>
+      <w:r>
+        <w:t xml:space="preserve"> </w:t>
+      </w:r>
+      <w:r>
+        <w:t xml:space="preserve">3. Inject</w:t>
+      </w:r>
+      <w:r>
+        <w:t xml:space="preserve"> </w:t>
+      </w:r>
+      <w:r>
+        <w:rPr>
+          <w:rStyle w:val="VerbatimChar"/>
+        </w:rPr>
+        <w:t xml:space="preserve">+0.5 × v_curious</w:t>
+      </w:r>
+      <w:r>
+        <w:t xml:space="preserve"> </w:t>
+      </w:r>
+      <w:r>
+        <w:t xml:space="preserve">at that token to force re-evaluation</w:t>
+      </w:r>
+      <w:r>
+        <w:t xml:space="preserve"> </w:t>
+      </w:r>
+      <w:r>
+        <w:t xml:space="preserve">4. Compare correctness with/without intervention</w:t>
+      </w:r>
+    </w:p>
+    <w:p>
+      <w:pPr>
+        <w:pStyle w:val="BodyText"/>
+      </w:pPr>
+      <w:r>
+        <w:t xml:space="preserve">This is a</w:t>
+      </w:r>
+      <w:r>
+        <w:t xml:space="preserve"> </w:t>
+      </w:r>
+      <w:r>
+        <w:rPr>
+          <w:b/>
+          <w:bCs/>
+        </w:rPr>
+        <w:t xml:space="preserve">direct, quantifiable, meaningful</w:t>
+      </w:r>
+      <w:r>
+        <w:t xml:space="preserve"> </w:t>
+      </w:r>
+      <w:r>
+        <w:t xml:space="preserve">application.</w:t>
+      </w:r>
+      <w:r>
+        <w:t xml:space="preserve"> </w:t>
+      </w:r>
+      <w:r>
+        <w:rPr>
+          <w:b/>
+          <w:bCs/>
+        </w:rPr>
+        <w:t xml:space="preserve">v3 makes this experiment go from</w:t>
+      </w:r>
+      <w:r>
+        <w:rPr>
+          <w:b/>
+          <w:bCs/>
+        </w:rPr>
+        <w:t xml:space="preserve"> </w:t>
+      </w:r>
+      <w:r>
+        <w:rPr>
+          <w:b/>
+          <w:bCs/>
+        </w:rPr>
+        <w:t xml:space="preserve">“impossible”</w:t>
+      </w:r>
+      <w:r>
+        <w:rPr>
+          <w:b/>
+          <w:bCs/>
+        </w:rPr>
+        <w:t xml:space="preserve"> </w:t>
+      </w:r>
+      <w:r>
+        <w:rPr>
+          <w:b/>
+          <w:bCs/>
+        </w:rPr>
+        <w:t xml:space="preserve">to</w:t>
+      </w:r>
+      <w:r>
+        <w:rPr>
+          <w:b/>
+          <w:bCs/>
+        </w:rPr>
+        <w:t xml:space="preserve"> </w:t>
+      </w:r>
+      <w:r>
+        <w:rPr>
+          <w:b/>
+          <w:bCs/>
+        </w:rPr>
+        <w:t xml:space="preserve">“designable, measurable”</w:t>
       </w:r>
       <w:r>
         <w:t xml:space="preserve">.</w:t>
       </w:r>
-      <w:r>
-        <w:t xml:space="preserve"> </w:t>
-      </w:r>
-      <w:r>
-        <w:rPr>
-          <w:b/>
-          <w:bCs/>
-        </w:rPr>
-        <w:t xml:space="preserve">For the goal of</w:t>
-      </w:r>
-      <w:r>
-        <w:rPr>
-          <w:b/>
-          <w:bCs/>
-        </w:rPr>
-        <w:t xml:space="preserve"> </w:t>
-      </w:r>
-      <w:r>
-        <w:rPr>
-          <w:b/>
-          <w:bCs/>
-        </w:rPr>
-        <w:t xml:space="preserve">“let the model discover new things”</w:t>
-      </w:r>
-      <w:r>
-        <w:rPr>
-          <w:b/>
-          <w:bCs/>
-        </w:rPr>
-        <w:t xml:space="preserve">, cognitive is more directly relevant than emotion.</w:t>
-      </w:r>
-    </w:p>
-    <w:bookmarkEnd w:id="89"/>
-    <w:bookmarkStart w:id="90" w:name="honest-words-about-limitations"/>
+    </w:p>
+    <w:bookmarkEnd w:id="102"/>
+    <w:bookmarkStart w:id="103" w:name="why-cognitive-not-emotion-matters"/>
     <w:p>
       <w:pPr>
         <w:pStyle w:val="Heading3"/>
       </w:pPr>
       <w:r>
-        <w:t xml:space="preserve">6.6 Honest words about limitations</w:t>
+        <w:t xml:space="preserve">6.5 Why cognitive (not emotion) matters</w:t>
       </w:r>
     </w:p>
     <w:p>
@@ -14121,107 +17053,19 @@
         <w:pStyle w:val="FirstParagraph"/>
       </w:pPr>
       <w:r>
-        <w:t xml:space="preserve">v3 is the</w:t>
-      </w:r>
-      <w:r>
-        <w:t xml:space="preserve"> </w:t>
-      </w:r>
-      <w:r>
-        <w:rPr>
-          <w:b/>
-          <w:bCs/>
-        </w:rPr>
-        <w:t xml:space="preserve">lowest-level building block</w:t>
-      </w:r>
-      <w:r>
-        <w:t xml:space="preserve">, not the application. To deliver §6.4’s demo, at minimum you still need:</w:t>
-      </w:r>
-      <w:r>
-        <w:t xml:space="preserve"> </w:t>
-      </w:r>
-      <w:r>
-        <w:t xml:space="preserve">- Engineering optimization for real-time (per-token) activation computation (forward hook is ready)</w:t>
-      </w:r>
-      <w:r>
-        <w:t xml:space="preserve"> </w:t>
-      </w:r>
-      <w:r>
-        <w:t xml:space="preserve">- A reasoning benchmark with</w:t>
-      </w:r>
-      <w:r>
-        <w:t xml:space="preserve"> </w:t>
-      </w:r>
-      <w:r>
-        <w:t xml:space="preserve">“traps”</w:t>
-      </w:r>
-      <w:r>
-        <w:t xml:space="preserve"> </w:t>
-      </w:r>
-      <w:r>
-        <w:t xml:space="preserve">(TBD)</w:t>
-      </w:r>
-      <w:r>
-        <w:t xml:space="preserve"> </w:t>
-      </w:r>
-      <w:r>
-        <w:t xml:space="preserve">- Baseline + intervention + ablation experiment design</w:t>
-      </w:r>
-      <w:r>
-        <w:t xml:space="preserve"> </w:t>
-      </w:r>
-      <w:r>
-        <w:t xml:space="preserve">- Cross-task transferability validation</w:t>
-      </w:r>
-    </w:p>
-    <w:p>
-      <w:pPr>
-        <w:pStyle w:val="BodyText"/>
-      </w:pPr>
-      <w:r>
-        <w:t xml:space="preserve">But</w:t>
-      </w:r>
-      <w:r>
-        <w:t xml:space="preserve"> </w:t>
-      </w:r>
-      <w:r>
-        <w:rPr>
-          <w:b/>
-          <w:bCs/>
-        </w:rPr>
-        <w:t xml:space="preserve">all these downstream tasks depend on the vectors being good, stable, and causally effective</w:t>
-      </w:r>
-      <w:r>
-        <w:t xml:space="preserve"> </w:t>
-      </w:r>
-      <w:r>
-        <w:t xml:space="preserve">— v3 nailed that.</w:t>
-      </w:r>
-    </w:p>
-    <w:p>
-      <w:r>
-        <w:pict>
-          <v:rect style="width:0;height:1.5pt" o:hralign="center" o:hrstd="t" o:hr="t"/>
-        </w:pict>
-      </w:r>
-    </w:p>
-    <w:bookmarkEnd w:id="90"/>
-    <w:bookmarkEnd w:id="91"/>
-    <w:bookmarkStart w:id="95" w:name="files-figures-index"/>
-    <w:p>
-      <w:pPr>
-        <w:pStyle w:val="Heading2"/>
-      </w:pPr>
-      <w:r>
-        <w:t xml:space="preserve">7. Files &amp; Figures Index</w:t>
-      </w:r>
-    </w:p>
-    <w:bookmarkStart w:id="92" w:name="main-figures-paper-figure-candidates"/>
-    <w:p>
-      <w:pPr>
-        <w:pStyle w:val="Heading3"/>
-      </w:pPr>
-      <w:r>
-        <w:t xml:space="preserve">7.1 Main figures (paper-figure candidates)</w:t>
+        <w:t xml:space="preserve">Anthropic’s emotion work covered</w:t>
+      </w:r>
+      <w:r>
+        <w:t xml:space="preserve"> </w:t>
+      </w:r>
+      <w:r>
+        <w:t xml:space="preserve">“happy/sad/angry”</w:t>
+      </w:r>
+      <w:r>
+        <w:t xml:space="preserve"> </w:t>
+      </w:r>
+      <w:r>
+        <w:t xml:space="preserve">type emotional concepts. We do cognitive:</w:t>
       </w:r>
     </w:p>
     <w:tbl>
@@ -14246,18 +17090,18 @@
               <w:pStyle w:val="Compact"/>
             </w:pPr>
             <w:r>
-              <w:t xml:space="preserve">Figure</w:t>
-            </w:r>
-          </w:p>
-        </w:tc>
-        <w:tc>
-          <w:tcPr/>
-          <w:p>
-            <w:pPr>
-              <w:pStyle w:val="Compact"/>
-            </w:pPr>
-            <w:r>
-              <w:t xml:space="preserve">Path</w:t>
+              <w:t xml:space="preserve">Domain</w:t>
+            </w:r>
+          </w:p>
+        </w:tc>
+        <w:tc>
+          <w:tcPr/>
+          <w:p>
+            <w:pPr>
+              <w:pStyle w:val="Compact"/>
+            </w:pPr>
+            <w:r>
+              <w:t xml:space="preserve">Use</w:t>
             </w:r>
           </w:p>
         </w:tc>
@@ -14270,21 +17114,18 @@
               <w:pStyle w:val="Compact"/>
             </w:pPr>
             <w:r>
-              <w:t xml:space="preserve">Cross-method consistency bar</w:t>
-            </w:r>
-          </w:p>
-        </w:tc>
-        <w:tc>
-          <w:tcPr/>
-          <w:p>
-            <w:pPr>
-              <w:pStyle w:val="Compact"/>
-            </w:pPr>
-            <w:r>
-              <w:rPr>
-                <w:rStyle w:val="VerbatimChar"/>
-              </w:rPr>
-              <w:t xml:space="preserve">outputs/cognitive_v3_full/analyses_methodC/cross_method_bars.png</w:t>
+              <w:t xml:space="preserve">Emotion</w:t>
+            </w:r>
+          </w:p>
+        </w:tc>
+        <w:tc>
+          <w:tcPr/>
+          <w:p>
+            <w:pPr>
+              <w:pStyle w:val="Compact"/>
+            </w:pPr>
+            <w:r>
+              <w:t xml:space="preserve">role-play, alignment (don’t let the model blackmail when desperate), psychology of AI</w:t>
             </w:r>
           </w:p>
         </w:tc>
@@ -14297,34 +17138,11 @@
               <w:pStyle w:val="Compact"/>
             </w:pPr>
             <w:r>
-              <w:t xml:space="preserve">Cross-method z-score</w:t>
-            </w:r>
-          </w:p>
-        </w:tc>
-        <w:tc>
-          <w:tcPr/>
-          <w:p>
-            <w:pPr>
-              <w:pStyle w:val="Compact"/>
-            </w:pPr>
-            <w:r>
               <w:rPr>
-                <w:rStyle w:val="VerbatimChar"/>
+                <w:b/>
+                <w:bCs/>
               </w:rPr>
-              <w:t xml:space="preserve">outputs/cognitive_v3_full/analyses_methodC/cross_method_zscore.png</w:t>
-            </w:r>
-          </w:p>
-        </w:tc>
-      </w:tr>
-      <w:tr>
-        <w:tc>
-          <w:tcPr/>
-          <w:p>
-            <w:pPr>
-              <w:pStyle w:val="Compact"/>
-            </w:pPr>
-            <w:r>
-              <w:t xml:space="preserve">Cross-layer consistency bar</w:t>
+              <w:t xml:space="preserve">Cognitive</w:t>
             </w:r>
           </w:p>
         </w:tc>
@@ -14336,211 +17154,218 @@
             </w:pPr>
             <w:r>
               <w:rPr>
-                <w:rStyle w:val="VerbatimChar"/>
+                <w:b/>
+                <w:bCs/>
               </w:rPr>
-              <w:t xml:space="preserve">outputs/cognitive_v3_full/analyses_methodC/cross_layer_bars.png</w:t>
-            </w:r>
-          </w:p>
-        </w:tc>
-      </w:tr>
-      <w:tr>
-        <w:tc>
-          <w:tcPr/>
-          <w:p>
-            <w:pPr>
-              <w:pStyle w:val="Compact"/>
-            </w:pPr>
-            <w:r>
-              <w:t xml:space="preserve">Cross-layer z-score</w:t>
-            </w:r>
-          </w:p>
-        </w:tc>
-        <w:tc>
-          <w:tcPr/>
-          <w:p>
-            <w:pPr>
-              <w:pStyle w:val="Compact"/>
-            </w:pPr>
+              <w:t xml:space="preserve">directly maps to reasoning quality</w:t>
+            </w:r>
+            <w:r>
+              <w:t xml:space="preserve"> </w:t>
+            </w:r>
+            <w:r>
+              <w:t xml:space="preserve">— curious/confused/surprised are introspection of cognitive actions,</w:t>
+            </w:r>
+            <w:r>
+              <w:t xml:space="preserve"> </w:t>
+            </w:r>
             <w:r>
               <w:rPr>
-                <w:rStyle w:val="VerbatimChar"/>
+                <w:b/>
+                <w:bCs/>
               </w:rPr>
-              <w:t xml:space="preserve">outputs/cognitive_v3_full/analyses_methodC/cross_layer_zscore.png</w:t>
-            </w:r>
-          </w:p>
-        </w:tc>
-      </w:tr>
-      <w:tr>
-        <w:tc>
-          <w:tcPr/>
-          <w:p>
-            <w:pPr>
-              <w:pStyle w:val="Compact"/>
-            </w:pPr>
-            <w:r>
-              <w:t xml:space="preserve">var_reading heatmap z-score</w:t>
-            </w:r>
-          </w:p>
-        </w:tc>
-        <w:tc>
-          <w:tcPr/>
-          <w:p>
-            <w:pPr>
-              <w:pStyle w:val="Compact"/>
-            </w:pPr>
+              <w:t xml:space="preserve">far more directly relevant to</w:t>
+            </w:r>
             <w:r>
               <w:rPr>
-                <w:rStyle w:val="VerbatimChar"/>
+                <w:b/>
+                <w:bCs/>
               </w:rPr>
-              <w:t xml:space="preserve">analyses_methodC/replot_v3_full/var_reading_heatmap_zscore.png</w:t>
-            </w:r>
-          </w:p>
-        </w:tc>
-      </w:tr>
-      <w:tr>
-        <w:tc>
-          <w:tcPr/>
-          <w:p>
-            <w:pPr>
-              <w:pStyle w:val="Compact"/>
-            </w:pPr>
-            <w:r>
-              <w:t xml:space="preserve">var_reading bars z-score</w:t>
-            </w:r>
-          </w:p>
-        </w:tc>
-        <w:tc>
-          <w:tcPr/>
-          <w:p>
-            <w:pPr>
-              <w:pStyle w:val="Compact"/>
-            </w:pPr>
+              <w:t xml:space="preserve"> </w:t>
+            </w:r>
             <w:r>
               <w:rPr>
-                <w:rStyle w:val="VerbatimChar"/>
+                <w:b/>
+                <w:bCs/>
               </w:rPr>
-              <w:t xml:space="preserve">analyses_methodC/replot_v3_full/var_reading_bars_zscore.png</w:t>
-            </w:r>
-          </w:p>
-        </w:tc>
-      </w:tr>
-      <w:tr>
-        <w:tc>
-          <w:tcPr/>
-          <w:p>
-            <w:pPr>
-              <w:pStyle w:val="Compact"/>
-            </w:pPr>
-            <w:r>
-              <w:t xml:space="preserve">Cross-template consistency heatmap</w:t>
-            </w:r>
-          </w:p>
-        </w:tc>
-        <w:tc>
-          <w:tcPr/>
-          <w:p>
-            <w:pPr>
-              <w:pStyle w:val="Compact"/>
-            </w:pPr>
-            <w:r>
-              <w:rPr>
-                <w:rStyle w:val="VerbatimChar"/>
-              </w:rPr>
-              <w:t xml:space="preserve">analyses_methodC/cross_template_consistency.png</w:t>
-            </w:r>
-          </w:p>
-        </w:tc>
-      </w:tr>
-      <w:tr>
-        <w:tc>
-          <w:tcPr/>
-          <w:p>
-            <w:pPr>
-              <w:pStyle w:val="Compact"/>
-            </w:pPr>
-            <w:r>
-              <w:t xml:space="preserve">Cross-template bar</w:t>
-            </w:r>
-          </w:p>
-        </w:tc>
-        <w:tc>
-          <w:tcPr/>
-          <w:p>
-            <w:pPr>
-              <w:pStyle w:val="Compact"/>
-            </w:pPr>
-            <w:r>
-              <w:rPr>
-                <w:rStyle w:val="VerbatimChar"/>
-              </w:rPr>
-              <w:t xml:space="preserve">analyses_methodC/cross_template_bars.png</w:t>
-            </w:r>
-          </w:p>
-        </w:tc>
-      </w:tr>
-      <w:tr>
-        <w:tc>
-          <w:tcPr/>
-          <w:p>
-            <w:pPr>
-              <w:pStyle w:val="Compact"/>
-            </w:pPr>
-            <w:r>
-              <w:t xml:space="preserve">Vector arithmetic</w:t>
-            </w:r>
-          </w:p>
-        </w:tc>
-        <w:tc>
-          <w:tcPr/>
-          <w:p>
-            <w:pPr>
-              <w:pStyle w:val="Compact"/>
-            </w:pPr>
-            <w:r>
-              <w:rPr>
-                <w:rStyle w:val="VerbatimChar"/>
-              </w:rPr>
-              <w:t xml:space="preserve">comparison/methodC_incontext/04_arithmetic.png</w:t>
-            </w:r>
-          </w:p>
-        </w:tc>
-      </w:tr>
-      <w:tr>
-        <w:tc>
-          <w:tcPr/>
-          <w:p>
-            <w:pPr>
-              <w:pStyle w:val="Compact"/>
-            </w:pPr>
-            <w:r>
-              <w:t xml:space="preserve">Layer scan</w:t>
-            </w:r>
-          </w:p>
-        </w:tc>
-        <w:tc>
-          <w:tcPr/>
-          <w:p>
-            <w:pPr>
-              <w:pStyle w:val="Compact"/>
-            </w:pPr>
-            <w:r>
-              <w:rPr>
-                <w:rStyle w:val="VerbatimChar"/>
-              </w:rPr>
-              <w:t xml:space="preserve">comparison/methodC_incontext/03_layer_scan.png</w:t>
+              <w:t xml:space="preserve">“is the model thinking well”</w:t>
             </w:r>
           </w:p>
         </w:tc>
       </w:tr>
     </w:tbl>
-    <w:bookmarkEnd w:id="92"/>
-    <w:bookmarkStart w:id="93" w:name="data-outputs"/>
+    <w:p>
+      <w:pPr>
+        <w:pStyle w:val="BodyText"/>
+      </w:pPr>
+      <w:r>
+        <w:t xml:space="preserve">In other words: emotion vectors let you monitor</w:t>
+      </w:r>
+      <w:r>
+        <w:t xml:space="preserve"> </w:t>
+      </w:r>
+      <w:r>
+        <w:t xml:space="preserve">“what mood is the model in”</w:t>
+      </w:r>
+      <w:r>
+        <w:t xml:space="preserve">; cognitive vectors let you monitor</w:t>
+      </w:r>
+      <w:r>
+        <w:t xml:space="preserve"> </w:t>
+      </w:r>
+      <w:r>
+        <w:t xml:space="preserve">“is the model thinking productively, does it want to explore”</w:t>
+      </w:r>
+      <w:r>
+        <w:t xml:space="preserve">.</w:t>
+      </w:r>
+      <w:r>
+        <w:t xml:space="preserve"> </w:t>
+      </w:r>
+      <w:r>
+        <w:rPr>
+          <w:b/>
+          <w:bCs/>
+        </w:rPr>
+        <w:t xml:space="preserve">For the goal of</w:t>
+      </w:r>
+      <w:r>
+        <w:rPr>
+          <w:b/>
+          <w:bCs/>
+        </w:rPr>
+        <w:t xml:space="preserve"> </w:t>
+      </w:r>
+      <w:r>
+        <w:rPr>
+          <w:b/>
+          <w:bCs/>
+        </w:rPr>
+        <w:t xml:space="preserve">“let the model discover new things”</w:t>
+      </w:r>
+      <w:r>
+        <w:rPr>
+          <w:b/>
+          <w:bCs/>
+        </w:rPr>
+        <w:t xml:space="preserve">, cognitive is more directly relevant than emotion.</w:t>
+      </w:r>
+    </w:p>
+    <w:bookmarkEnd w:id="103"/>
+    <w:bookmarkStart w:id="104" w:name="honest-words-about-limitations"/>
     <w:p>
       <w:pPr>
         <w:pStyle w:val="Heading3"/>
       </w:pPr>
       <w:r>
-        <w:t xml:space="preserve">7.2 Data / outputs</w:t>
+        <w:t xml:space="preserve">6.6 Honest words about limitations</w:t>
+      </w:r>
+    </w:p>
+    <w:p>
+      <w:pPr>
+        <w:pStyle w:val="FirstParagraph"/>
+      </w:pPr>
+      <w:r>
+        <w:t xml:space="preserve">v3 is the</w:t>
+      </w:r>
+      <w:r>
+        <w:t xml:space="preserve"> </w:t>
+      </w:r>
+      <w:r>
+        <w:rPr>
+          <w:b/>
+          <w:bCs/>
+        </w:rPr>
+        <w:t xml:space="preserve">lowest-level building block</w:t>
+      </w:r>
+      <w:r>
+        <w:t xml:space="preserve">, not the application. To deliver §6.4’s demo, at minimum you still need:</w:t>
+      </w:r>
+      <w:r>
+        <w:t xml:space="preserve"> </w:t>
+      </w:r>
+      <w:r>
+        <w:t xml:space="preserve">- Engineering optimization for real-time (per-token) activation computation (forward hook is ready)</w:t>
+      </w:r>
+      <w:r>
+        <w:t xml:space="preserve"> </w:t>
+      </w:r>
+      <w:r>
+        <w:t xml:space="preserve">- A reasoning benchmark with</w:t>
+      </w:r>
+      <w:r>
+        <w:t xml:space="preserve"> </w:t>
+      </w:r>
+      <w:r>
+        <w:t xml:space="preserve">“traps”</w:t>
+      </w:r>
+      <w:r>
+        <w:t xml:space="preserve"> </w:t>
+      </w:r>
+      <w:r>
+        <w:t xml:space="preserve">(TBD)</w:t>
+      </w:r>
+      <w:r>
+        <w:t xml:space="preserve"> </w:t>
+      </w:r>
+      <w:r>
+        <w:t xml:space="preserve">- Baseline + intervention + ablation experiment design</w:t>
+      </w:r>
+      <w:r>
+        <w:t xml:space="preserve"> </w:t>
+      </w:r>
+      <w:r>
+        <w:t xml:space="preserve">- Cross-task transferability validation</w:t>
+      </w:r>
+    </w:p>
+    <w:p>
+      <w:pPr>
+        <w:pStyle w:val="BodyText"/>
+      </w:pPr>
+      <w:r>
+        <w:t xml:space="preserve">But</w:t>
+      </w:r>
+      <w:r>
+        <w:t xml:space="preserve"> </w:t>
+      </w:r>
+      <w:r>
+        <w:rPr>
+          <w:b/>
+          <w:bCs/>
+        </w:rPr>
+        <w:t xml:space="preserve">all these downstream tasks depend on the vectors being good, stable, and causally effective</w:t>
+      </w:r>
+      <w:r>
+        <w:t xml:space="preserve"> </w:t>
+      </w:r>
+      <w:r>
+        <w:t xml:space="preserve">— v3 nailed that.</w:t>
+      </w:r>
+    </w:p>
+    <w:p>
+      <w:r>
+        <w:pict>
+          <v:rect style="width:0;height:1.5pt" o:hralign="center" o:hrstd="t" o:hr="t"/>
+        </w:pict>
+      </w:r>
+    </w:p>
+    <w:bookmarkEnd w:id="104"/>
+    <w:bookmarkEnd w:id="105"/>
+    <w:bookmarkStart w:id="109" w:name="files-figures-index"/>
+    <w:p>
+      <w:pPr>
+        <w:pStyle w:val="Heading2"/>
+      </w:pPr>
+      <w:r>
+        <w:t xml:space="preserve">7. Files &amp; Figures Index</w:t>
+      </w:r>
+    </w:p>
+    <w:bookmarkStart w:id="106" w:name="main-figures-paper-figure-candidates"/>
+    <w:p>
+      <w:pPr>
+        <w:pStyle w:val="Heading3"/>
+      </w:pPr>
+      <w:r>
+        <w:t xml:space="preserve">7.1 Main figures (paper-figure candidates)</w:t>
       </w:r>
     </w:p>
     <w:tbl>
@@ -14565,23 +17390,34 @@
               <w:pStyle w:val="Compact"/>
             </w:pPr>
             <w:r>
-              <w:t xml:space="preserve">File</w:t>
-            </w:r>
-          </w:p>
-        </w:tc>
-        <w:tc>
-          <w:tcPr/>
-          <w:p>
-            <w:pPr>
-              <w:pStyle w:val="Compact"/>
-            </w:pPr>
-            <w:r>
-              <w:t xml:space="preserve">Content</w:t>
+              <w:t xml:space="preserve">Figure</w:t>
+            </w:r>
+          </w:p>
+        </w:tc>
+        <w:tc>
+          <w:tcPr/>
+          <w:p>
+            <w:pPr>
+              <w:pStyle w:val="Compact"/>
+            </w:pPr>
+            <w:r>
+              <w:t xml:space="preserve">Path</w:t>
             </w:r>
           </w:p>
         </w:tc>
       </w:tr>
       <w:tr>
+        <w:tc>
+          <w:tcPr/>
+          <w:p>
+            <w:pPr>
+              <w:pStyle w:val="Compact"/>
+            </w:pPr>
+            <w:r>
+              <w:t xml:space="preserve">Cross-method consistency bar</w:t>
+            </w:r>
+          </w:p>
+        </w:tc>
         <w:tc>
           <w:tcPr/>
           <w:p>
@@ -14592,23 +17428,23 @@
               <w:rPr>
                 <w:rStyle w:val="VerbatimChar"/>
               </w:rPr>
-              <w:t xml:space="preserve">runs/cognitive_v3_full/stories/</w:t>
-            </w:r>
-          </w:p>
-        </w:tc>
-        <w:tc>
-          <w:tcPr/>
-          <w:p>
-            <w:pPr>
-              <w:pStyle w:val="Compact"/>
-            </w:pPr>
-            <w:r>
-              <w:t xml:space="preserve">360 valid stories</w:t>
+              <w:t xml:space="preserve">outputs/cognitive_v3_full/analyses_methodC/cross_method_bars.png</w:t>
             </w:r>
           </w:p>
         </w:tc>
       </w:tr>
       <w:tr>
+        <w:tc>
+          <w:tcPr/>
+          <w:p>
+            <w:pPr>
+              <w:pStyle w:val="Compact"/>
+            </w:pPr>
+            <w:r>
+              <w:t xml:space="preserve">Cross-method z-score</w:t>
+            </w:r>
+          </w:p>
+        </w:tc>
         <w:tc>
           <w:tcPr/>
           <w:p>
@@ -14619,23 +17455,23 @@
               <w:rPr>
                 <w:rStyle w:val="VerbatimChar"/>
               </w:rPr>
-              <w:t xml:space="preserve">runs/cognitive_v3_full/sanity_report.md</w:t>
-            </w:r>
-          </w:p>
-        </w:tc>
-        <w:tc>
-          <w:tcPr/>
-          <w:p>
-            <w:pPr>
-              <w:pStyle w:val="Compact"/>
-            </w:pPr>
-            <w:r>
-              <w:t xml:space="preserve">Validation report (4 checks per story)</w:t>
+              <w:t xml:space="preserve">outputs/cognitive_v3_full/analyses_methodC/cross_method_zscore.png</w:t>
             </w:r>
           </w:p>
         </w:tc>
       </w:tr>
       <w:tr>
+        <w:tc>
+          <w:tcPr/>
+          <w:p>
+            <w:pPr>
+              <w:pStyle w:val="Compact"/>
+            </w:pPr>
+            <w:r>
+              <w:t xml:space="preserve">Cross-layer consistency bar</w:t>
+            </w:r>
+          </w:p>
+        </w:tc>
         <w:tc>
           <w:tcPr/>
           <w:p>
@@ -14646,23 +17482,23 @@
               <w:rPr>
                 <w:rStyle w:val="VerbatimChar"/>
               </w:rPr>
-              <w:t xml:space="preserve">runs/cognitive_v3_full/consistency_report.md</w:t>
-            </w:r>
-          </w:p>
-        </w:tc>
-        <w:tc>
-          <w:tcPr/>
-          <w:p>
-            <w:pPr>
-              <w:pStyle w:val="Compact"/>
-            </w:pPr>
-            <w:r>
-              <w:t xml:space="preserve">cross-method + cross-layer cosine tables</w:t>
+              <w:t xml:space="preserve">outputs/cognitive_v3_full/analyses_methodC/cross_layer_bars.png</w:t>
             </w:r>
           </w:p>
         </w:tc>
       </w:tr>
       <w:tr>
+        <w:tc>
+          <w:tcPr/>
+          <w:p>
+            <w:pPr>
+              <w:pStyle w:val="Compact"/>
+            </w:pPr>
+            <w:r>
+              <w:t xml:space="preserve">Cross-layer z-score</w:t>
+            </w:r>
+          </w:p>
+        </w:tc>
         <w:tc>
           <w:tcPr/>
           <w:p>
@@ -14673,23 +17509,23 @@
               <w:rPr>
                 <w:rStyle w:val="VerbatimChar"/>
               </w:rPr>
-              <w:t xml:space="preserve">outputs/cognitive_v3_full/analyses_methodC/var_*_scores.npz</w:t>
-            </w:r>
-          </w:p>
-        </w:tc>
-        <w:tc>
-          <w:tcPr/>
-          <w:p>
-            <w:pPr>
-              <w:pStyle w:val="Compact"/>
-            </w:pPr>
-            <w:r>
-              <w:t xml:space="preserve">var_probe 4 templates’ raw cosine matrices</w:t>
+              <w:t xml:space="preserve">outputs/cognitive_v3_full/analyses_methodC/cross_layer_zscore.png</w:t>
             </w:r>
           </w:p>
         </w:tc>
       </w:tr>
       <w:tr>
+        <w:tc>
+          <w:tcPr/>
+          <w:p>
+            <w:pPr>
+              <w:pStyle w:val="Compact"/>
+            </w:pPr>
+            <w:r>
+              <w:t xml:space="preserve">var_reading heatmap z-score</w:t>
+            </w:r>
+          </w:p>
+        </w:tc>
         <w:tc>
           <w:tcPr/>
           <w:p>
@@ -14700,23 +17536,23 @@
               <w:rPr>
                 <w:rStyle w:val="VerbatimChar"/>
               </w:rPr>
-              <w:t xml:space="preserve">outputs/cognitive_v3_full/analyses_methodC/cross_template_summary.json</w:t>
-            </w:r>
-          </w:p>
-        </w:tc>
-        <w:tc>
-          <w:tcPr/>
-          <w:p>
-            <w:pPr>
-              <w:pStyle w:val="Compact"/>
-            </w:pPr>
-            <w:r>
-              <w:t xml:space="preserve">Best z-score per concept across templates</w:t>
+              <w:t xml:space="preserve">analyses_methodC/replot_v3_full/var_reading_heatmap_zscore.png</w:t>
             </w:r>
           </w:p>
         </w:tc>
       </w:tr>
       <w:tr>
+        <w:tc>
+          <w:tcPr/>
+          <w:p>
+            <w:pPr>
+              <w:pStyle w:val="Compact"/>
+            </w:pPr>
+            <w:r>
+              <w:t xml:space="preserve">var_reading bars z-score</w:t>
+            </w:r>
+          </w:p>
+        </w:tc>
         <w:tc>
           <w:tcPr/>
           <w:p>
@@ -14727,23 +17563,23 @@
               <w:rPr>
                 <w:rStyle w:val="VerbatimChar"/>
               </w:rPr>
-              <w:t xml:space="preserve">outputs/cognitive_v3_full/analyses_methodC/stained/stained_*.html</w:t>
-            </w:r>
-          </w:p>
-        </w:tc>
-        <w:tc>
-          <w:tcPr/>
-          <w:p>
-            <w:pPr>
-              <w:pStyle w:val="Compact"/>
-            </w:pPr>
-            <w:r>
-              <w:t xml:space="preserve">9 concepts’ HTML staining</w:t>
+              <w:t xml:space="preserve">analyses_methodC/replot_v3_full/var_reading_bars_zscore.png</w:t>
             </w:r>
           </w:p>
         </w:tc>
       </w:tr>
       <w:tr>
+        <w:tc>
+          <w:tcPr/>
+          <w:p>
+            <w:pPr>
+              <w:pStyle w:val="Compact"/>
+            </w:pPr>
+            <w:r>
+              <w:t xml:space="preserve">Cross-template consistency heatmap</w:t>
+            </w:r>
+          </w:p>
+        </w:tc>
         <w:tc>
           <w:tcPr/>
           <w:p>
@@ -14754,31 +17590,101 @@
               <w:rPr>
                 <w:rStyle w:val="VerbatimChar"/>
               </w:rPr>
-              <w:t xml:space="preserve">outputs/cognitive_v3_full/analyses_methodC/steer/steer_*.txt</w:t>
-            </w:r>
-          </w:p>
-        </w:tc>
-        <w:tc>
-          <w:tcPr/>
-          <w:p>
-            <w:pPr>
-              <w:pStyle w:val="Compact"/>
-            </w:pPr>
-            <w:r>
-              <w:t xml:space="preserve">14 steering outputs</w:t>
+              <w:t xml:space="preserve">analyses_methodC/cross_template_consistency.png</w:t>
+            </w:r>
+          </w:p>
+        </w:tc>
+      </w:tr>
+      <w:tr>
+        <w:tc>
+          <w:tcPr/>
+          <w:p>
+            <w:pPr>
+              <w:pStyle w:val="Compact"/>
+            </w:pPr>
+            <w:r>
+              <w:t xml:space="preserve">Cross-template bar</w:t>
+            </w:r>
+          </w:p>
+        </w:tc>
+        <w:tc>
+          <w:tcPr/>
+          <w:p>
+            <w:pPr>
+              <w:pStyle w:val="Compact"/>
+            </w:pPr>
+            <w:r>
+              <w:rPr>
+                <w:rStyle w:val="VerbatimChar"/>
+              </w:rPr>
+              <w:t xml:space="preserve">analyses_methodC/cross_template_bars.png</w:t>
+            </w:r>
+          </w:p>
+        </w:tc>
+      </w:tr>
+      <w:tr>
+        <w:tc>
+          <w:tcPr/>
+          <w:p>
+            <w:pPr>
+              <w:pStyle w:val="Compact"/>
+            </w:pPr>
+            <w:r>
+              <w:t xml:space="preserve">Vector arithmetic</w:t>
+            </w:r>
+          </w:p>
+        </w:tc>
+        <w:tc>
+          <w:tcPr/>
+          <w:p>
+            <w:pPr>
+              <w:pStyle w:val="Compact"/>
+            </w:pPr>
+            <w:r>
+              <w:rPr>
+                <w:rStyle w:val="VerbatimChar"/>
+              </w:rPr>
+              <w:t xml:space="preserve">comparison/methodC_incontext/04_arithmetic.png</w:t>
+            </w:r>
+          </w:p>
+        </w:tc>
+      </w:tr>
+      <w:tr>
+        <w:tc>
+          <w:tcPr/>
+          <w:p>
+            <w:pPr>
+              <w:pStyle w:val="Compact"/>
+            </w:pPr>
+            <w:r>
+              <w:t xml:space="preserve">Layer scan</w:t>
+            </w:r>
+          </w:p>
+        </w:tc>
+        <w:tc>
+          <w:tcPr/>
+          <w:p>
+            <w:pPr>
+              <w:pStyle w:val="Compact"/>
+            </w:pPr>
+            <w:r>
+              <w:rPr>
+                <w:rStyle w:val="VerbatimChar"/>
+              </w:rPr>
+              <w:t xml:space="preserve">comparison/methodC_incontext/03_layer_scan.png</w:t>
             </w:r>
           </w:p>
         </w:tc>
       </w:tr>
     </w:tbl>
-    <w:bookmarkEnd w:id="93"/>
-    <w:bookmarkStart w:id="94" w:name="code"/>
+    <w:bookmarkEnd w:id="106"/>
+    <w:bookmarkStart w:id="107" w:name="data-outputs"/>
     <w:p>
       <w:pPr>
         <w:pStyle w:val="Heading3"/>
       </w:pPr>
       <w:r>
-        <w:t xml:space="preserve">7.3 Code</w:t>
+        <w:t xml:space="preserve">7.2 Data / outputs</w:t>
       </w:r>
     </w:p>
     <w:tbl>
@@ -14803,6 +17709,244 @@
               <w:pStyle w:val="Compact"/>
             </w:pPr>
             <w:r>
+              <w:t xml:space="preserve">File</w:t>
+            </w:r>
+          </w:p>
+        </w:tc>
+        <w:tc>
+          <w:tcPr/>
+          <w:p>
+            <w:pPr>
+              <w:pStyle w:val="Compact"/>
+            </w:pPr>
+            <w:r>
+              <w:t xml:space="preserve">Content</w:t>
+            </w:r>
+          </w:p>
+        </w:tc>
+      </w:tr>
+      <w:tr>
+        <w:tc>
+          <w:tcPr/>
+          <w:p>
+            <w:pPr>
+              <w:pStyle w:val="Compact"/>
+            </w:pPr>
+            <w:r>
+              <w:rPr>
+                <w:rStyle w:val="VerbatimChar"/>
+              </w:rPr>
+              <w:t xml:space="preserve">runs/cognitive_v3_full/stories/</w:t>
+            </w:r>
+          </w:p>
+        </w:tc>
+        <w:tc>
+          <w:tcPr/>
+          <w:p>
+            <w:pPr>
+              <w:pStyle w:val="Compact"/>
+            </w:pPr>
+            <w:r>
+              <w:t xml:space="preserve">360 valid stories</w:t>
+            </w:r>
+          </w:p>
+        </w:tc>
+      </w:tr>
+      <w:tr>
+        <w:tc>
+          <w:tcPr/>
+          <w:p>
+            <w:pPr>
+              <w:pStyle w:val="Compact"/>
+            </w:pPr>
+            <w:r>
+              <w:rPr>
+                <w:rStyle w:val="VerbatimChar"/>
+              </w:rPr>
+              <w:t xml:space="preserve">runs/cognitive_v3_full/sanity_report.md</w:t>
+            </w:r>
+          </w:p>
+        </w:tc>
+        <w:tc>
+          <w:tcPr/>
+          <w:p>
+            <w:pPr>
+              <w:pStyle w:val="Compact"/>
+            </w:pPr>
+            <w:r>
+              <w:t xml:space="preserve">Validation report (4 checks per story)</w:t>
+            </w:r>
+          </w:p>
+        </w:tc>
+      </w:tr>
+      <w:tr>
+        <w:tc>
+          <w:tcPr/>
+          <w:p>
+            <w:pPr>
+              <w:pStyle w:val="Compact"/>
+            </w:pPr>
+            <w:r>
+              <w:rPr>
+                <w:rStyle w:val="VerbatimChar"/>
+              </w:rPr>
+              <w:t xml:space="preserve">runs/cognitive_v3_full/consistency_report.md</w:t>
+            </w:r>
+          </w:p>
+        </w:tc>
+        <w:tc>
+          <w:tcPr/>
+          <w:p>
+            <w:pPr>
+              <w:pStyle w:val="Compact"/>
+            </w:pPr>
+            <w:r>
+              <w:t xml:space="preserve">cross-method + cross-layer cosine tables</w:t>
+            </w:r>
+          </w:p>
+        </w:tc>
+      </w:tr>
+      <w:tr>
+        <w:tc>
+          <w:tcPr/>
+          <w:p>
+            <w:pPr>
+              <w:pStyle w:val="Compact"/>
+            </w:pPr>
+            <w:r>
+              <w:rPr>
+                <w:rStyle w:val="VerbatimChar"/>
+              </w:rPr>
+              <w:t xml:space="preserve">outputs/cognitive_v3_full/analyses_methodC/var_*_scores.npz</w:t>
+            </w:r>
+          </w:p>
+        </w:tc>
+        <w:tc>
+          <w:tcPr/>
+          <w:p>
+            <w:pPr>
+              <w:pStyle w:val="Compact"/>
+            </w:pPr>
+            <w:r>
+              <w:t xml:space="preserve">var_probe 4 templates’ raw cosine matrices</w:t>
+            </w:r>
+          </w:p>
+        </w:tc>
+      </w:tr>
+      <w:tr>
+        <w:tc>
+          <w:tcPr/>
+          <w:p>
+            <w:pPr>
+              <w:pStyle w:val="Compact"/>
+            </w:pPr>
+            <w:r>
+              <w:rPr>
+                <w:rStyle w:val="VerbatimChar"/>
+              </w:rPr>
+              <w:t xml:space="preserve">outputs/cognitive_v3_full/analyses_methodC/cross_template_summary.json</w:t>
+            </w:r>
+          </w:p>
+        </w:tc>
+        <w:tc>
+          <w:tcPr/>
+          <w:p>
+            <w:pPr>
+              <w:pStyle w:val="Compact"/>
+            </w:pPr>
+            <w:r>
+              <w:t xml:space="preserve">Best z-score per concept across templates</w:t>
+            </w:r>
+          </w:p>
+        </w:tc>
+      </w:tr>
+      <w:tr>
+        <w:tc>
+          <w:tcPr/>
+          <w:p>
+            <w:pPr>
+              <w:pStyle w:val="Compact"/>
+            </w:pPr>
+            <w:r>
+              <w:rPr>
+                <w:rStyle w:val="VerbatimChar"/>
+              </w:rPr>
+              <w:t xml:space="preserve">outputs/cognitive_v3_full/analyses_methodC/stained/stained_*.html</w:t>
+            </w:r>
+          </w:p>
+        </w:tc>
+        <w:tc>
+          <w:tcPr/>
+          <w:p>
+            <w:pPr>
+              <w:pStyle w:val="Compact"/>
+            </w:pPr>
+            <w:r>
+              <w:t xml:space="preserve">9 concepts’ HTML staining</w:t>
+            </w:r>
+          </w:p>
+        </w:tc>
+      </w:tr>
+      <w:tr>
+        <w:tc>
+          <w:tcPr/>
+          <w:p>
+            <w:pPr>
+              <w:pStyle w:val="Compact"/>
+            </w:pPr>
+            <w:r>
+              <w:rPr>
+                <w:rStyle w:val="VerbatimChar"/>
+              </w:rPr>
+              <w:t xml:space="preserve">outputs/cognitive_v3_full/analyses_methodC/steer/steer_*.txt</w:t>
+            </w:r>
+          </w:p>
+        </w:tc>
+        <w:tc>
+          <w:tcPr/>
+          <w:p>
+            <w:pPr>
+              <w:pStyle w:val="Compact"/>
+            </w:pPr>
+            <w:r>
+              <w:t xml:space="preserve">14 steering outputs</w:t>
+            </w:r>
+          </w:p>
+        </w:tc>
+      </w:tr>
+    </w:tbl>
+    <w:bookmarkEnd w:id="107"/>
+    <w:bookmarkStart w:id="108" w:name="code"/>
+    <w:p>
+      <w:pPr>
+        <w:pStyle w:val="Heading3"/>
+      </w:pPr>
+      <w:r>
+        <w:t xml:space="preserve">7.3 Code</w:t>
+      </w:r>
+    </w:p>
+    <w:tbl>
+      <w:tblPr>
+        <w:tblStyle w:val="Table"/>
+        <w:tblW w:type="pct" w:w="5000"/>
+        <w:tblLayout w:type="fixed"/>
+        <w:tblLook w:firstRow="1" w:lastRow="0" w:firstColumn="0" w:lastColumn="0" w:noHBand="0" w:noVBand="0" w:val="0020"/>
+      </w:tblPr>
+      <w:tblGrid>
+        <w:gridCol w:w="3960"/>
+        <w:gridCol w:w="3960"/>
+      </w:tblGrid>
+      <w:tr>
+        <w:trPr>
+          <w:tblHeader w:val="on"/>
+        </w:trPr>
+        <w:tc>
+          <w:tcPr/>
+          <w:p>
+            <w:pPr>
+              <w:pStyle w:val="Compact"/>
+            </w:pPr>
+            <w:r>
               <w:t xml:space="preserve">Script</w:t>
             </w:r>
           </w:p>
@@ -15063,9 +18207,9 @@
         </w:tc>
       </w:tr>
     </w:tbl>
-    <w:bookmarkEnd w:id="94"/>
-    <w:bookmarkEnd w:id="95"/>
-    <w:bookmarkEnd w:id="96"/>
+    <w:bookmarkEnd w:id="108"/>
+    <w:bookmarkEnd w:id="109"/>
+    <w:bookmarkEnd w:id="110"/>
     <w:sectPr>
       <w:footnotePr>
         <w:numRestart w:val="eachSect"/>
@@ -15413,6 +18557,12 @@
     <w:abstractNumId w:val="991"/>
   </w:num>
   <w:num w:numId="1007">
+    <w:abstractNumId w:val="991"/>
+  </w:num>
+  <w:num w:numId="1008">
+    <w:abstractNumId w:val="991"/>
+  </w:num>
+  <w:num w:numId="1009">
     <w:abstractNumId w:val="991"/>
   </w:num>
 </w:numbering>
